--- a/Received/1/1, Nepali.docx
+++ b/Received/1/1, Nepali.docx
@@ -78,16 +78,6 @@
                               </w:rPr>
                               <w:t>D-</w:t>
                             </w:r>
-                            <w:r>
-                              <w:rPr>
-                                <w:rFonts w:ascii="Times New Roman" w:hAnsi="Times New Roman" w:cs="Times New Roman"/>
-                                <w:b/>
-                                <w:bCs/>
-                                <w:sz w:val="32"/>
-                                <w:szCs w:val="32"/>
-                              </w:rPr>
-                              <w:t>16</w:t>
-                            </w:r>
                           </w:p>
                         </w:txbxContent>
                       </wps:txbx>
@@ -125,16 +115,6 @@
                           <w:szCs w:val="32"/>
                         </w:rPr>
                         <w:t>D-</w:t>
-                      </w:r>
-                      <w:r>
-                        <w:rPr>
-                          <w:rFonts w:ascii="Times New Roman" w:hAnsi="Times New Roman" w:cs="Times New Roman"/>
-                          <w:b/>
-                          <w:bCs/>
-                          <w:sz w:val="32"/>
-                          <w:szCs w:val="32"/>
-                        </w:rPr>
-                        <w:t>16</w:t>
                       </w:r>
                     </w:p>
                   </w:txbxContent>
@@ -218,9 +198,9 @@
           <w:sz w:val="40"/>
           <w:szCs w:val="40"/>
         </w:rPr>
-        <w:t>u|Lg</w:t>
-      </w:r>
-      <w:proofErr w:type="spellEnd"/>
+        <w:t>u|</w:t>
+      </w:r>
+      <w:proofErr w:type="gramStart"/>
       <w:r>
         <w:rPr>
           <w:rFonts w:ascii="Preeti" w:hAnsi="Preeti"/>
@@ -229,8 +209,9 @@
           <w:sz w:val="40"/>
           <w:szCs w:val="40"/>
         </w:rPr>
-        <w:t xml:space="preserve"> ;f];fO</w:t>
-      </w:r>
+        <w:t>Lg</w:t>
+      </w:r>
+      <w:proofErr w:type="spellEnd"/>
       <w:r>
         <w:rPr>
           <w:rFonts w:ascii="Preeti" w:hAnsi="Preeti"/>
@@ -239,8 +220,9 @@
           <w:sz w:val="40"/>
           <w:szCs w:val="40"/>
         </w:rPr>
-        <w:t>6L</w:t>
-      </w:r>
+        <w:t xml:space="preserve"> ;f];fO</w:t>
+      </w:r>
+      <w:proofErr w:type="gramEnd"/>
       <w:r>
         <w:rPr>
           <w:rFonts w:ascii="Preeti" w:hAnsi="Preeti"/>
@@ -249,9 +231,8 @@
           <w:sz w:val="40"/>
           <w:szCs w:val="40"/>
         </w:rPr>
-        <w:t xml:space="preserve"> </w:t>
-      </w:r>
-      <w:proofErr w:type="spellStart"/>
+        <w:t>6L</w:t>
+      </w:r>
       <w:r>
         <w:rPr>
           <w:rFonts w:ascii="Preeti" w:hAnsi="Preeti"/>
@@ -260,9 +241,10 @@
           <w:sz w:val="40"/>
           <w:szCs w:val="40"/>
         </w:rPr>
-        <w:t>klAns</w:t>
-      </w:r>
-      <w:proofErr w:type="spellEnd"/>
+        <w:t xml:space="preserve"> </w:t>
+      </w:r>
+      <w:proofErr w:type="spellStart"/>
+      <w:proofErr w:type="gramStart"/>
       <w:r>
         <w:rPr>
           <w:rFonts w:ascii="Preeti" w:hAnsi="Preeti"/>
@@ -271,9 +253,9 @@
           <w:sz w:val="40"/>
           <w:szCs w:val="40"/>
         </w:rPr>
-        <w:t xml:space="preserve"> :</w:t>
-      </w:r>
-      <w:proofErr w:type="spellStart"/>
+        <w:t>klAns</w:t>
+      </w:r>
+      <w:proofErr w:type="spellEnd"/>
       <w:r>
         <w:rPr>
           <w:rFonts w:ascii="Preeti" w:hAnsi="Preeti"/>
@@ -282,9 +264,21 @@
           <w:sz w:val="40"/>
           <w:szCs w:val="40"/>
         </w:rPr>
+        <w:t xml:space="preserve"> :</w:t>
+      </w:r>
+      <w:proofErr w:type="spellStart"/>
+      <w:r>
+        <w:rPr>
+          <w:rFonts w:ascii="Preeti" w:hAnsi="Preeti"/>
+          <w:b/>
+          <w:bCs/>
+          <w:sz w:val="40"/>
+          <w:szCs w:val="40"/>
+        </w:rPr>
         <w:t>s'n</w:t>
       </w:r>
       <w:proofErr w:type="spellEnd"/>
+      <w:proofErr w:type="gramEnd"/>
     </w:p>
     <w:p>
       <w:pPr>
@@ -325,7 +319,27 @@
           <w:sz w:val="28"/>
           <w:szCs w:val="28"/>
         </w:rPr>
-        <w:t>/–&amp;, ;f}/</w:t>
+        <w:t>/–&amp;</w:t>
+      </w:r>
+      <w:proofErr w:type="gramStart"/>
+      <w:r>
+        <w:rPr>
+          <w:rFonts w:ascii="Preeti" w:hAnsi="Preeti"/>
+          <w:b/>
+          <w:sz w:val="28"/>
+          <w:szCs w:val="28"/>
+        </w:rPr>
+        <w:t>, ;f</w:t>
+      </w:r>
+      <w:proofErr w:type="gramEnd"/>
+      <w:r>
+        <w:rPr>
+          <w:rFonts w:ascii="Preeti" w:hAnsi="Preeti"/>
+          <w:b/>
+          <w:sz w:val="28"/>
+          <w:szCs w:val="28"/>
+        </w:rPr>
+        <w:t>}/</w:t>
       </w:r>
       <w:proofErr w:type="spellStart"/>
       <w:r>
@@ -372,6 +386,7 @@
         </w:rPr>
       </w:pPr>
       <w:proofErr w:type="spellStart"/>
+      <w:proofErr w:type="gramStart"/>
       <w:r>
         <w:rPr>
           <w:rFonts w:ascii="Preeti" w:hAnsi="Preeti"/>
@@ -391,7 +406,18 @@
           <w:szCs w:val="36"/>
           <w:u w:val="single"/>
         </w:rPr>
-        <w:t>{s</w:t>
+        <w:t>{</w:t>
+      </w:r>
+      <w:proofErr w:type="gramEnd"/>
+      <w:r>
+        <w:rPr>
+          <w:rFonts w:ascii="Preeti" w:hAnsi="Preeti"/>
+          <w:b/>
+          <w:sz w:val="36"/>
+          <w:szCs w:val="36"/>
+          <w:u w:val="single"/>
+        </w:rPr>
+        <w:t>s</w:t>
       </w:r>
       <w:r>
         <w:rPr>
@@ -688,9 +714,20 @@
           <w:sz w:val="32"/>
           <w:szCs w:val="32"/>
         </w:rPr>
-        <w:t>k"0f{</w:t>
-      </w:r>
-      <w:proofErr w:type="spellStart"/>
+        <w:t>k"0</w:t>
+      </w:r>
+      <w:proofErr w:type="gramStart"/>
+      <w:r>
+        <w:rPr>
+          <w:rFonts w:ascii="Preeti" w:hAnsi="Preeti"/>
+          <w:b/>
+          <w:sz w:val="32"/>
+          <w:szCs w:val="32"/>
+        </w:rPr>
+        <w:t>f{</w:t>
+      </w:r>
+      <w:proofErr w:type="spellStart"/>
+      <w:proofErr w:type="gramEnd"/>
       <w:r>
         <w:rPr>
           <w:rFonts w:ascii="Preeti" w:hAnsi="Preeti"/>
@@ -731,6 +768,7 @@
         </w:rPr>
         <w:t xml:space="preserve"> </w:t>
       </w:r>
+      <w:proofErr w:type="gramStart"/>
       <w:r>
         <w:rPr>
           <w:rFonts w:ascii="Preeti" w:hAnsi="Preeti"/>
@@ -749,7 +787,18 @@
           <w:szCs w:val="24"/>
           <w:lang w:eastAsia="zh-CN" w:bidi="hi-IN"/>
         </w:rPr>
-        <w:t xml:space="preserve">        </w:t>
+        <w:t xml:space="preserve">   </w:t>
+      </w:r>
+      <w:proofErr w:type="gramEnd"/>
+      <w:r>
+        <w:rPr>
+          <w:rFonts w:ascii="Preeti" w:hAnsi="Preeti"/>
+          <w:bCs/>
+          <w:sz w:val="24"/>
+          <w:szCs w:val="24"/>
+          <w:lang w:eastAsia="zh-CN" w:bidi="hi-IN"/>
+        </w:rPr>
+        <w:t xml:space="preserve">     </w:t>
       </w:r>
       <w:proofErr w:type="spellStart"/>
       <w:r>
@@ -783,6 +832,7 @@
         </w:rPr>
         <w:t xml:space="preserve"> </w:t>
       </w:r>
+      <w:proofErr w:type="gramStart"/>
       <w:r>
         <w:rPr>
           <w:rFonts w:ascii="Preeti" w:hAnsi="Preeti" w:cs="Times New Roman"/>
@@ -805,6 +855,7 @@
         <w:t>kfnL</w:t>
       </w:r>
       <w:proofErr w:type="spellEnd"/>
+      <w:proofErr w:type="gramEnd"/>
       <w:r>
         <w:rPr>
           <w:rFonts w:ascii="Preeti" w:hAnsi="Preeti"/>
@@ -865,6 +916,7 @@
               </w:rPr>
             </w:pPr>
             <w:proofErr w:type="spellStart"/>
+            <w:proofErr w:type="gramStart"/>
             <w:r>
               <w:rPr>
                 <w:rFonts w:ascii="Preeti" w:hAnsi="Preeti"/>
@@ -894,7 +946,18 @@
                 <w:sz w:val="40"/>
                 <w:szCs w:val="40"/>
               </w:rPr>
-              <w:t xml:space="preserve">: </w:t>
+              <w:t>:</w:t>
+            </w:r>
+            <w:proofErr w:type="gramEnd"/>
+            <w:r>
+              <w:rPr>
+                <w:rFonts w:ascii="Times New Roman" w:hAnsi="Times New Roman"/>
+                <w:b/>
+                <w:bCs/>
+                <w:sz w:val="40"/>
+                <w:szCs w:val="40"/>
+              </w:rPr>
+              <w:t xml:space="preserve"> </w:t>
             </w:r>
             <w:r>
               <w:rPr>
@@ -904,7 +967,40 @@
                 <w:sz w:val="40"/>
                 <w:szCs w:val="40"/>
               </w:rPr>
-              <w:t>====================================================/f]n g+=============;]</w:t>
+              <w:t>====================================================/</w:t>
+            </w:r>
+            <w:proofErr w:type="gramStart"/>
+            <w:r>
+              <w:rPr>
+                <w:rFonts w:ascii="Preeti" w:hAnsi="Preeti"/>
+                <w:b/>
+                <w:bCs/>
+                <w:sz w:val="40"/>
+                <w:szCs w:val="40"/>
+              </w:rPr>
+              <w:t>f]n</w:t>
+            </w:r>
+            <w:proofErr w:type="gramEnd"/>
+            <w:r>
+              <w:rPr>
+                <w:rFonts w:ascii="Preeti" w:hAnsi="Preeti"/>
+                <w:b/>
+                <w:bCs/>
+                <w:sz w:val="40"/>
+                <w:szCs w:val="40"/>
+              </w:rPr>
+              <w:t xml:space="preserve"> g+=============</w:t>
+            </w:r>
+            <w:proofErr w:type="gramStart"/>
+            <w:r>
+              <w:rPr>
+                <w:rFonts w:ascii="Preeti" w:hAnsi="Preeti"/>
+                <w:b/>
+                <w:bCs/>
+                <w:sz w:val="40"/>
+                <w:szCs w:val="40"/>
+              </w:rPr>
+              <w:t>;]</w:t>
             </w:r>
             <w:proofErr w:type="spellStart"/>
             <w:r>
@@ -915,7 +1011,18 @@
                 <w:sz w:val="40"/>
                 <w:szCs w:val="40"/>
               </w:rPr>
-              <w:t>S;g</w:t>
+              <w:t>S</w:t>
+            </w:r>
+            <w:proofErr w:type="gramEnd"/>
+            <w:r>
+              <w:rPr>
+                <w:rFonts w:ascii="Preeti" w:hAnsi="Preeti"/>
+                <w:b/>
+                <w:bCs/>
+                <w:sz w:val="40"/>
+                <w:szCs w:val="40"/>
+              </w:rPr>
+              <w:t>;g</w:t>
             </w:r>
             <w:proofErr w:type="spellEnd"/>
             <w:r>
@@ -926,7 +1033,18 @@
                 <w:sz w:val="40"/>
                 <w:szCs w:val="40"/>
               </w:rPr>
-              <w:t xml:space="preserve"> M</w:t>
+              <w:t xml:space="preserve"> </w:t>
+            </w:r>
+            <w:proofErr w:type="gramStart"/>
+            <w:r>
+              <w:rPr>
+                <w:rFonts w:ascii="Preeti" w:hAnsi="Preeti"/>
+                <w:b/>
+                <w:bCs/>
+                <w:sz w:val="40"/>
+                <w:szCs w:val="40"/>
+              </w:rPr>
+              <w:t>M</w:t>
             </w:r>
             <w:r>
               <w:rPr>
@@ -946,7 +1064,18 @@
                 <w:sz w:val="40"/>
                 <w:szCs w:val="40"/>
               </w:rPr>
-              <w:t>================</w:t>
+              <w:t>=</w:t>
+            </w:r>
+            <w:proofErr w:type="gramEnd"/>
+            <w:r>
+              <w:rPr>
+                <w:rFonts w:ascii="Preeti" w:hAnsi="Preeti"/>
+                <w:b/>
+                <w:bCs/>
+                <w:sz w:val="40"/>
+                <w:szCs w:val="40"/>
+              </w:rPr>
+              <w:t>===============</w:t>
             </w:r>
             <w:r>
               <w:rPr>
@@ -1053,7 +1182,7 @@
                 </mc:Choice>
                 <mc:Fallback>
                   <w:pict>
-                    <v:rect w14:anchorId="6C5C5D81" id="Rectangle 2" o:spid="_x0000_s1026" style="position:absolute;margin-left:450pt;margin-top:4.95pt;width:81pt;height:36.75pt;z-index:251644416;visibility:visible;mso-wrap-style:square;mso-width-percent:0;mso-height-percent:0;mso-wrap-distance-left:9pt;mso-wrap-distance-top:0;mso-wrap-distance-right:9pt;mso-wrap-distance-bottom:0;mso-position-horizontal:absolute;mso-position-horizontal-relative:text;mso-position-vertical:absolute;mso-position-vertical-relative:text;mso-width-percent:0;mso-height-percent:0;mso-width-relative:page;mso-height-relative:page;v-text-anchor:top" o:gfxdata="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" strokeweight="1.5pt"/>
+                    <v:rect w14:anchorId="16162F45" id="Rectangle 2" o:spid="_x0000_s1026" style="position:absolute;margin-left:450pt;margin-top:4.95pt;width:81pt;height:36.75pt;z-index:251644416;visibility:visible;mso-wrap-style:square;mso-width-percent:0;mso-height-percent:0;mso-wrap-distance-left:9pt;mso-wrap-distance-top:0;mso-wrap-distance-right:9pt;mso-wrap-distance-bottom:0;mso-position-horizontal:absolute;mso-position-horizontal-relative:text;mso-position-vertical:absolute;mso-position-vertical-relative:text;mso-width-percent:0;mso-height-percent:0;mso-width-relative:page;mso-height-relative:page;v-text-anchor:top" o:gfxdata="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" strokeweight="1.5pt"/>
                   </w:pict>
                 </mc:Fallback>
               </mc:AlternateContent>
@@ -1116,7 +1245,18 @@
                 <w:sz w:val="36"/>
                 <w:szCs w:val="36"/>
               </w:rPr>
-              <w:t>k|fKtf</w:t>
+              <w:t>k|</w:t>
+            </w:r>
+            <w:proofErr w:type="gramStart"/>
+            <w:r>
+              <w:rPr>
+                <w:rFonts w:ascii="Preeti" w:hAnsi="Preeti"/>
+                <w:b/>
+                <w:bCs/>
+                <w:sz w:val="36"/>
+                <w:szCs w:val="36"/>
+              </w:rPr>
+              <w:t>fKtf</w:t>
             </w:r>
             <w:r>
               <w:rPr>
@@ -1147,6 +1287,7 @@
               </w:rPr>
               <w:t>:</w:t>
             </w:r>
+            <w:proofErr w:type="gramEnd"/>
           </w:p>
           <w:p>
             <w:pPr>
@@ -1194,6 +1335,7 @@
               <w:t>LIfssf</w:t>
             </w:r>
             <w:proofErr w:type="spellEnd"/>
+            <w:proofErr w:type="gramStart"/>
             <w:r>
               <w:rPr>
                 <w:rFonts w:ascii="Preeti" w:hAnsi="Preeti"/>
@@ -1204,6 +1346,7 @@
               </w:rPr>
               <w:t>] ;xL</w:t>
             </w:r>
+            <w:proofErr w:type="gramEnd"/>
             <w:r>
               <w:rPr>
                 <w:rFonts w:ascii="Times New Roman" w:hAnsi="Times New Roman"/>
@@ -1236,6 +1379,7 @@
               <w:t>LIfssf</w:t>
             </w:r>
             <w:proofErr w:type="spellEnd"/>
+            <w:proofErr w:type="gramStart"/>
             <w:r>
               <w:rPr>
                 <w:rFonts w:ascii="Preeti" w:hAnsi="Preeti"/>
@@ -1258,6 +1402,7 @@
               <w:t>xL</w:t>
             </w:r>
             <w:proofErr w:type="spellEnd"/>
+            <w:proofErr w:type="gramEnd"/>
             <w:r>
               <w:rPr>
                 <w:rFonts w:ascii="Times New Roman" w:hAnsi="Times New Roman"/>
@@ -1319,7 +1464,51 @@
           <w:sz w:val="36"/>
           <w:szCs w:val="36"/>
         </w:rPr>
-        <w:t>] cg'R5]b k9L ;f]</w:t>
+        <w:t>] cg'R</w:t>
+      </w:r>
+      <w:proofErr w:type="gramStart"/>
+      <w:r>
+        <w:rPr>
+          <w:rFonts w:ascii="Preeti" w:hAnsi="Preeti"/>
+          <w:b/>
+          <w:bCs/>
+          <w:sz w:val="36"/>
+          <w:szCs w:val="36"/>
+        </w:rPr>
+        <w:t>5]b</w:t>
+      </w:r>
+      <w:proofErr w:type="gramEnd"/>
+      <w:r>
+        <w:rPr>
+          <w:rFonts w:ascii="Preeti" w:hAnsi="Preeti"/>
+          <w:b/>
+          <w:bCs/>
+          <w:sz w:val="36"/>
+          <w:szCs w:val="36"/>
+        </w:rPr>
+        <w:t xml:space="preserve"> k9</w:t>
+      </w:r>
+      <w:proofErr w:type="gramStart"/>
+      <w:r>
+        <w:rPr>
+          <w:rFonts w:ascii="Preeti" w:hAnsi="Preeti"/>
+          <w:b/>
+          <w:bCs/>
+          <w:sz w:val="36"/>
+          <w:szCs w:val="36"/>
+        </w:rPr>
+        <w:t>L ;f</w:t>
+      </w:r>
+      <w:proofErr w:type="gramEnd"/>
+      <w:r>
+        <w:rPr>
+          <w:rFonts w:ascii="Preeti" w:hAnsi="Preeti"/>
+          <w:b/>
+          <w:bCs/>
+          <w:sz w:val="36"/>
+          <w:szCs w:val="36"/>
+        </w:rPr>
+        <w:t>]</w:t>
       </w:r>
       <w:proofErr w:type="spellStart"/>
       <w:r>
@@ -1399,15 +1588,27 @@
         <w:t>lbg'xf</w:t>
       </w:r>
       <w:proofErr w:type="spellEnd"/>
-      <w:r>
-        <w:rPr>
-          <w:rFonts w:ascii="Preeti" w:hAnsi="Preeti"/>
-          <w:b/>
-          <w:bCs/>
-          <w:sz w:val="36"/>
-          <w:szCs w:val="36"/>
-        </w:rPr>
-        <w:t xml:space="preserve">];\ . </w:t>
+      <w:proofErr w:type="gramStart"/>
+      <w:r>
+        <w:rPr>
+          <w:rFonts w:ascii="Preeti" w:hAnsi="Preeti"/>
+          <w:b/>
+          <w:bCs/>
+          <w:sz w:val="36"/>
+          <w:szCs w:val="36"/>
+        </w:rPr>
+        <w:t>];\</w:t>
+      </w:r>
+      <w:proofErr w:type="gramEnd"/>
+      <w:r>
+        <w:rPr>
+          <w:rFonts w:ascii="Preeti" w:hAnsi="Preeti"/>
+          <w:b/>
+          <w:bCs/>
+          <w:sz w:val="36"/>
+          <w:szCs w:val="36"/>
+        </w:rPr>
+        <w:t xml:space="preserve"> . </w:t>
       </w:r>
       <w:r>
         <w:rPr>
@@ -1510,9 +1711,19 @@
           <w:sz w:val="36"/>
           <w:szCs w:val="36"/>
         </w:rPr>
-        <w:t xml:space="preserve"> s[</w:t>
-      </w:r>
-      <w:proofErr w:type="spellStart"/>
+        <w:t xml:space="preserve"> </w:t>
+      </w:r>
+      <w:proofErr w:type="gramStart"/>
+      <w:r>
+        <w:rPr>
+          <w:rFonts w:ascii="Preeti" w:hAnsi="Preeti"/>
+          <w:sz w:val="36"/>
+          <w:szCs w:val="36"/>
+        </w:rPr>
+        <w:t>s[</w:t>
+      </w:r>
+      <w:proofErr w:type="spellStart"/>
+      <w:proofErr w:type="gramEnd"/>
       <w:r>
         <w:rPr>
           <w:rFonts w:ascii="Preeti" w:hAnsi="Preeti"/>
@@ -1528,7 +1739,25 @@
           <w:sz w:val="36"/>
           <w:szCs w:val="36"/>
         </w:rPr>
-        <w:t xml:space="preserve"> rf}w/L </w:t>
+        <w:t xml:space="preserve"> </w:t>
+      </w:r>
+      <w:proofErr w:type="gramStart"/>
+      <w:r>
+        <w:rPr>
+          <w:rFonts w:ascii="Preeti" w:hAnsi="Preeti"/>
+          <w:sz w:val="36"/>
+          <w:szCs w:val="36"/>
+        </w:rPr>
+        <w:t>rf}w</w:t>
+      </w:r>
+      <w:proofErr w:type="gramEnd"/>
+      <w:r>
+        <w:rPr>
+          <w:rFonts w:ascii="Preeti" w:hAnsi="Preeti"/>
+          <w:sz w:val="36"/>
+          <w:szCs w:val="36"/>
+        </w:rPr>
+        <w:t xml:space="preserve">/L </w:t>
       </w:r>
       <w:proofErr w:type="spellStart"/>
       <w:r>
@@ -1540,13 +1769,23 @@
         <w:t>xf</w:t>
       </w:r>
       <w:proofErr w:type="spellEnd"/>
-      <w:r>
-        <w:rPr>
-          <w:rFonts w:ascii="Preeti" w:hAnsi="Preeti"/>
-          <w:sz w:val="36"/>
-          <w:szCs w:val="36"/>
-        </w:rPr>
-        <w:t xml:space="preserve">] . d </w:t>
+      <w:proofErr w:type="gramStart"/>
+      <w:r>
+        <w:rPr>
+          <w:rFonts w:ascii="Preeti" w:hAnsi="Preeti"/>
+          <w:sz w:val="36"/>
+          <w:szCs w:val="36"/>
+        </w:rPr>
+        <w:t>] .</w:t>
+      </w:r>
+      <w:proofErr w:type="gramEnd"/>
+      <w:r>
+        <w:rPr>
+          <w:rFonts w:ascii="Preeti" w:hAnsi="Preeti"/>
+          <w:sz w:val="36"/>
+          <w:szCs w:val="36"/>
+        </w:rPr>
+        <w:t xml:space="preserve"> d </w:t>
       </w:r>
       <w:proofErr w:type="spellStart"/>
       <w:r>
@@ -1582,7 +1821,25 @@
           <w:sz w:val="36"/>
           <w:szCs w:val="36"/>
         </w:rPr>
-        <w:t xml:space="preserve"> k9\5' . d]/f] 3/ </w:t>
+        <w:t xml:space="preserve"> k9\5</w:t>
+      </w:r>
+      <w:proofErr w:type="gramStart"/>
+      <w:r>
+        <w:rPr>
+          <w:rFonts w:ascii="Preeti" w:hAnsi="Preeti"/>
+          <w:sz w:val="36"/>
+          <w:szCs w:val="36"/>
+        </w:rPr>
+        <w:t>' .</w:t>
+      </w:r>
+      <w:proofErr w:type="gramEnd"/>
+      <w:r>
+        <w:rPr>
+          <w:rFonts w:ascii="Preeti" w:hAnsi="Preeti"/>
+          <w:sz w:val="36"/>
+          <w:szCs w:val="36"/>
+        </w:rPr>
+        <w:t xml:space="preserve"> d]/f] 3/ </w:t>
       </w:r>
       <w:proofErr w:type="spellStart"/>
       <w:r>
@@ -1612,13 +1869,23 @@
         <w:t>xf</w:t>
       </w:r>
       <w:proofErr w:type="spellEnd"/>
-      <w:r>
-        <w:rPr>
-          <w:rFonts w:ascii="Preeti" w:hAnsi="Preeti"/>
-          <w:sz w:val="36"/>
-          <w:szCs w:val="36"/>
-        </w:rPr>
-        <w:t xml:space="preserve">] . d]/L </w:t>
+      <w:proofErr w:type="gramStart"/>
+      <w:r>
+        <w:rPr>
+          <w:rFonts w:ascii="Preeti" w:hAnsi="Preeti"/>
+          <w:sz w:val="36"/>
+          <w:szCs w:val="36"/>
+        </w:rPr>
+        <w:t>] .</w:t>
+      </w:r>
+      <w:proofErr w:type="gramEnd"/>
+      <w:r>
+        <w:rPr>
+          <w:rFonts w:ascii="Preeti" w:hAnsi="Preeti"/>
+          <w:sz w:val="36"/>
+          <w:szCs w:val="36"/>
+        </w:rPr>
+        <w:t xml:space="preserve"> d]/L </w:t>
       </w:r>
       <w:proofErr w:type="spellStart"/>
       <w:r>
@@ -1630,6 +1897,7 @@
         <w:t>ldNg</w:t>
       </w:r>
       <w:proofErr w:type="spellEnd"/>
+      <w:proofErr w:type="gramStart"/>
       <w:r>
         <w:rPr>
           <w:rFonts w:ascii="Preeti" w:hAnsi="Preeti"/>
@@ -1648,6 +1916,7 @@
         <w:t>flysf</w:t>
       </w:r>
       <w:proofErr w:type="spellEnd"/>
+      <w:proofErr w:type="gramEnd"/>
       <w:r>
         <w:rPr>
           <w:rFonts w:ascii="Preeti" w:hAnsi="Preeti"/>
@@ -1720,15 +1989,26 @@
         <w:t>xf</w:t>
       </w:r>
       <w:proofErr w:type="spellEnd"/>
-      <w:r>
-        <w:rPr>
-          <w:rFonts w:ascii="Preeti" w:hAnsi="Preeti"/>
-          <w:sz w:val="36"/>
-          <w:szCs w:val="36"/>
-        </w:rPr>
-        <w:t xml:space="preserve">] . </w:t>
-      </w:r>
-      <w:proofErr w:type="spellStart"/>
+      <w:proofErr w:type="gramStart"/>
+      <w:r>
+        <w:rPr>
+          <w:rFonts w:ascii="Preeti" w:hAnsi="Preeti"/>
+          <w:sz w:val="36"/>
+          <w:szCs w:val="36"/>
+        </w:rPr>
+        <w:t>] .</w:t>
+      </w:r>
+      <w:proofErr w:type="gramEnd"/>
+      <w:r>
+        <w:rPr>
+          <w:rFonts w:ascii="Preeti" w:hAnsi="Preeti"/>
+          <w:sz w:val="36"/>
+          <w:szCs w:val="36"/>
+        </w:rPr>
+        <w:t xml:space="preserve"> </w:t>
+      </w:r>
+      <w:proofErr w:type="spellStart"/>
+      <w:proofErr w:type="gramStart"/>
       <w:r>
         <w:rPr>
           <w:rFonts w:ascii="Preeti" w:hAnsi="Preeti"/>
@@ -1762,7 +2042,16 @@
           <w:sz w:val="36"/>
           <w:szCs w:val="36"/>
         </w:rPr>
-        <w:t>]{ /ª /</w:t>
+        <w:t>]{ /</w:t>
+      </w:r>
+      <w:proofErr w:type="gramEnd"/>
+      <w:r>
+        <w:rPr>
+          <w:rFonts w:ascii="Preeti" w:hAnsi="Preeti"/>
+          <w:sz w:val="36"/>
+          <w:szCs w:val="36"/>
+        </w:rPr>
+        <w:t>ª /</w:t>
       </w:r>
       <w:proofErr w:type="spellStart"/>
       <w:r>
@@ -1792,13 +2081,23 @@
         <w:t>xf</w:t>
       </w:r>
       <w:proofErr w:type="spellEnd"/>
-      <w:r>
-        <w:rPr>
-          <w:rFonts w:ascii="Preeti" w:hAnsi="Preeti"/>
-          <w:sz w:val="36"/>
-          <w:szCs w:val="36"/>
-        </w:rPr>
-        <w:t xml:space="preserve">] . d]/f] </w:t>
+      <w:proofErr w:type="gramStart"/>
+      <w:r>
+        <w:rPr>
+          <w:rFonts w:ascii="Preeti" w:hAnsi="Preeti"/>
+          <w:sz w:val="36"/>
+          <w:szCs w:val="36"/>
+        </w:rPr>
+        <w:t>] .</w:t>
+      </w:r>
+      <w:proofErr w:type="gramEnd"/>
+      <w:r>
+        <w:rPr>
+          <w:rFonts w:ascii="Preeti" w:hAnsi="Preeti"/>
+          <w:sz w:val="36"/>
+          <w:szCs w:val="36"/>
+        </w:rPr>
+        <w:t xml:space="preserve"> d]/f] </w:t>
       </w:r>
       <w:proofErr w:type="spellStart"/>
       <w:r>
@@ -1900,15 +2199,26 @@
         <w:t>xf</w:t>
       </w:r>
       <w:proofErr w:type="spellEnd"/>
-      <w:r>
-        <w:rPr>
-          <w:rFonts w:ascii="Preeti" w:hAnsi="Preeti"/>
-          <w:sz w:val="36"/>
-          <w:szCs w:val="36"/>
-        </w:rPr>
-        <w:t xml:space="preserve">] . d]/f] </w:t>
-      </w:r>
-      <w:proofErr w:type="spellStart"/>
+      <w:proofErr w:type="gramStart"/>
+      <w:r>
+        <w:rPr>
+          <w:rFonts w:ascii="Preeti" w:hAnsi="Preeti"/>
+          <w:sz w:val="36"/>
+          <w:szCs w:val="36"/>
+        </w:rPr>
+        <w:t>] .</w:t>
+      </w:r>
+      <w:proofErr w:type="gramEnd"/>
+      <w:r>
+        <w:rPr>
+          <w:rFonts w:ascii="Preeti" w:hAnsi="Preeti"/>
+          <w:sz w:val="36"/>
+          <w:szCs w:val="36"/>
+        </w:rPr>
+        <w:t xml:space="preserve"> d]/f] </w:t>
+      </w:r>
+      <w:proofErr w:type="spellStart"/>
+      <w:proofErr w:type="gramStart"/>
       <w:r>
         <w:rPr>
           <w:rFonts w:ascii="Preeti" w:hAnsi="Preeti"/>
@@ -1924,8 +2234,27 @@
           <w:sz w:val="36"/>
           <w:szCs w:val="36"/>
         </w:rPr>
-        <w:t xml:space="preserve"> ;'Gb/ 5 .</w:t>
-      </w:r>
+        <w:t xml:space="preserve"> ;</w:t>
+      </w:r>
+      <w:proofErr w:type="gramEnd"/>
+      <w:r>
+        <w:rPr>
+          <w:rFonts w:ascii="Preeti" w:hAnsi="Preeti"/>
+          <w:sz w:val="36"/>
+          <w:szCs w:val="36"/>
+        </w:rPr>
+        <w:t xml:space="preserve">'Gb/ </w:t>
+      </w:r>
+      <w:proofErr w:type="gramStart"/>
+      <w:r>
+        <w:rPr>
+          <w:rFonts w:ascii="Preeti" w:hAnsi="Preeti"/>
+          <w:sz w:val="36"/>
+          <w:szCs w:val="36"/>
+        </w:rPr>
+        <w:t>5 .</w:t>
+      </w:r>
+      <w:proofErr w:type="gramEnd"/>
     </w:p>
     <w:p>
       <w:pPr>
@@ -2017,8 +2346,20 @@
           <w:sz w:val="36"/>
           <w:szCs w:val="36"/>
         </w:rPr>
-        <w:t>]; .</w:t>
-      </w:r>
+        <w:t>]</w:t>
+      </w:r>
+      <w:proofErr w:type="gramStart"/>
+      <w:r>
+        <w:rPr>
+          <w:rFonts w:ascii="Preeti" w:hAnsi="Preeti"/>
+          <w:b/>
+          <w:bCs/>
+          <w:sz w:val="36"/>
+          <w:szCs w:val="36"/>
+        </w:rPr>
+        <w:t>; .</w:t>
+      </w:r>
+      <w:proofErr w:type="gramEnd"/>
     </w:p>
     <w:p>
       <w:pPr>
@@ -2169,9 +2510,19 @@
           <w:sz w:val="36"/>
           <w:szCs w:val="36"/>
         </w:rPr>
-        <w:t>v_ s[</w:t>
-      </w:r>
-      <w:proofErr w:type="spellStart"/>
+        <w:t xml:space="preserve">v_ </w:t>
+      </w:r>
+      <w:proofErr w:type="gramStart"/>
+      <w:r>
+        <w:rPr>
+          <w:rFonts w:ascii="Preeti" w:hAnsi="Preeti"/>
+          <w:sz w:val="36"/>
+          <w:szCs w:val="36"/>
+        </w:rPr>
+        <w:t>s[</w:t>
+      </w:r>
+      <w:proofErr w:type="spellStart"/>
+      <w:proofErr w:type="gramEnd"/>
       <w:r>
         <w:rPr>
           <w:rFonts w:ascii="Preeti" w:hAnsi="Preeti"/>
@@ -2457,15 +2808,27 @@
         <w:t>xf</w:t>
       </w:r>
       <w:proofErr w:type="spellEnd"/>
-      <w:r>
-        <w:rPr>
-          <w:rFonts w:ascii="Preeti" w:hAnsi="Preeti"/>
-          <w:b/>
-          <w:bCs/>
-          <w:sz w:val="36"/>
-          <w:szCs w:val="36"/>
-        </w:rPr>
-        <w:t xml:space="preserve">];\ . </w:t>
+      <w:proofErr w:type="gramStart"/>
+      <w:r>
+        <w:rPr>
+          <w:rFonts w:ascii="Preeti" w:hAnsi="Preeti"/>
+          <w:b/>
+          <w:bCs/>
+          <w:sz w:val="36"/>
+          <w:szCs w:val="36"/>
+        </w:rPr>
+        <w:t>];\</w:t>
+      </w:r>
+      <w:proofErr w:type="gramEnd"/>
+      <w:r>
+        <w:rPr>
+          <w:rFonts w:ascii="Preeti" w:hAnsi="Preeti"/>
+          <w:b/>
+          <w:bCs/>
+          <w:sz w:val="36"/>
+          <w:szCs w:val="36"/>
+        </w:rPr>
+        <w:t xml:space="preserve"> . </w:t>
       </w:r>
     </w:p>
     <w:p>
@@ -2508,6 +2871,7 @@
         <w:t xml:space="preserve">] </w:t>
       </w:r>
       <w:proofErr w:type="spellStart"/>
+      <w:proofErr w:type="gramStart"/>
       <w:r>
         <w:rPr>
           <w:rFonts w:ascii="Preeti" w:hAnsi="Preeti"/>
@@ -2523,7 +2887,16 @@
           <w:sz w:val="36"/>
           <w:szCs w:val="36"/>
         </w:rPr>
-        <w:t xml:space="preserve">]{ /ª ============================= </w:t>
+        <w:t>]{</w:t>
+      </w:r>
+      <w:proofErr w:type="gramEnd"/>
+      <w:r>
+        <w:rPr>
+          <w:rFonts w:ascii="Preeti" w:hAnsi="Preeti"/>
+          <w:sz w:val="36"/>
+          <w:szCs w:val="36"/>
+        </w:rPr>
+        <w:t xml:space="preserve"> /ª ============================= </w:t>
       </w:r>
       <w:proofErr w:type="spellStart"/>
       <w:r>
@@ -2535,13 +2908,23 @@
         <w:t>xf</w:t>
       </w:r>
       <w:proofErr w:type="spellEnd"/>
-      <w:r>
-        <w:rPr>
-          <w:rFonts w:ascii="Preeti" w:hAnsi="Preeti"/>
-          <w:sz w:val="36"/>
-          <w:szCs w:val="36"/>
-        </w:rPr>
-        <w:t xml:space="preserve">] . </w:t>
+      <w:proofErr w:type="gramStart"/>
+      <w:r>
+        <w:rPr>
+          <w:rFonts w:ascii="Preeti" w:hAnsi="Preeti"/>
+          <w:sz w:val="36"/>
+          <w:szCs w:val="36"/>
+        </w:rPr>
+        <w:t>] .</w:t>
+      </w:r>
+      <w:proofErr w:type="gramEnd"/>
+      <w:r>
+        <w:rPr>
+          <w:rFonts w:ascii="Preeti" w:hAnsi="Preeti"/>
+          <w:sz w:val="36"/>
+          <w:szCs w:val="36"/>
+        </w:rPr>
+        <w:t xml:space="preserve"> </w:t>
       </w:r>
     </w:p>
     <w:p>
@@ -2566,6 +2949,7 @@
         <w:t xml:space="preserve">v_ </w:t>
       </w:r>
       <w:proofErr w:type="spellStart"/>
+      <w:proofErr w:type="gramStart"/>
       <w:r>
         <w:rPr>
           <w:rFonts w:ascii="Preeti" w:hAnsi="Preeti"/>
@@ -2593,6 +2977,7 @@
         <w:t>flysf</w:t>
       </w:r>
       <w:proofErr w:type="spellEnd"/>
+      <w:proofErr w:type="gramEnd"/>
       <w:r>
         <w:rPr>
           <w:rFonts w:ascii="Preeti" w:hAnsi="Preeti"/>
@@ -2629,13 +3014,23 @@
         <w:t>xf</w:t>
       </w:r>
       <w:proofErr w:type="spellEnd"/>
-      <w:r>
-        <w:rPr>
-          <w:rFonts w:ascii="Preeti" w:hAnsi="Preeti"/>
-          <w:sz w:val="36"/>
-          <w:szCs w:val="36"/>
-        </w:rPr>
-        <w:t xml:space="preserve">] . </w:t>
+      <w:proofErr w:type="gramStart"/>
+      <w:r>
+        <w:rPr>
+          <w:rFonts w:ascii="Preeti" w:hAnsi="Preeti"/>
+          <w:sz w:val="36"/>
+          <w:szCs w:val="36"/>
+        </w:rPr>
+        <w:t>] .</w:t>
+      </w:r>
+      <w:proofErr w:type="gramEnd"/>
+      <w:r>
+        <w:rPr>
+          <w:rFonts w:ascii="Preeti" w:hAnsi="Preeti"/>
+          <w:sz w:val="36"/>
+          <w:szCs w:val="36"/>
+        </w:rPr>
+        <w:t xml:space="preserve"> </w:t>
       </w:r>
     </w:p>
     <w:p>
@@ -2670,15 +3065,27 @@
         <w:t>ldnfpg'xf</w:t>
       </w:r>
       <w:proofErr w:type="spellEnd"/>
-      <w:r>
-        <w:rPr>
-          <w:rFonts w:ascii="Preeti" w:hAnsi="Preeti"/>
-          <w:b/>
-          <w:bCs/>
-          <w:sz w:val="36"/>
-          <w:szCs w:val="36"/>
-        </w:rPr>
-        <w:t>];\ .</w:t>
+      <w:proofErr w:type="gramStart"/>
+      <w:r>
+        <w:rPr>
+          <w:rFonts w:ascii="Preeti" w:hAnsi="Preeti"/>
+          <w:b/>
+          <w:bCs/>
+          <w:sz w:val="36"/>
+          <w:szCs w:val="36"/>
+        </w:rPr>
+        <w:t>];\</w:t>
+      </w:r>
+      <w:proofErr w:type="gramEnd"/>
+      <w:r>
+        <w:rPr>
+          <w:rFonts w:ascii="Preeti" w:hAnsi="Preeti"/>
+          <w:b/>
+          <w:bCs/>
+          <w:sz w:val="36"/>
+          <w:szCs w:val="36"/>
+        </w:rPr>
+        <w:t xml:space="preserve"> .</w:t>
       </w:r>
       <w:r>
         <w:rPr>
@@ -2896,6 +3303,7 @@
         <w:tab/>
       </w:r>
       <w:proofErr w:type="spellStart"/>
+      <w:proofErr w:type="gramStart"/>
       <w:r>
         <w:rPr>
           <w:rFonts w:ascii="Preeti" w:hAnsi="Preeti"/>
@@ -2905,6 +3313,7 @@
         <w:t>gS;f</w:t>
       </w:r>
       <w:proofErr w:type="spellEnd"/>
+      <w:proofErr w:type="gramEnd"/>
       <w:r>
         <w:rPr>
           <w:rFonts w:ascii="Preeti" w:hAnsi="Preeti"/>
@@ -2933,7 +3342,24 @@
           <w:szCs w:val="36"/>
         </w:rPr>
         <w:tab/>
-        <w:t xml:space="preserve">;+;f/ </w:t>
+      </w:r>
+      <w:proofErr w:type="gramStart"/>
+      <w:r>
+        <w:rPr>
+          <w:rFonts w:ascii="Preeti" w:hAnsi="Preeti"/>
+          <w:sz w:val="36"/>
+          <w:szCs w:val="36"/>
+        </w:rPr>
+        <w:t>;+</w:t>
+      </w:r>
+      <w:proofErr w:type="gramEnd"/>
+      <w:r>
+        <w:rPr>
+          <w:rFonts w:ascii="Preeti" w:hAnsi="Preeti"/>
+          <w:sz w:val="36"/>
+          <w:szCs w:val="36"/>
+        </w:rPr>
+        <w:t xml:space="preserve">;f/ </w:t>
       </w:r>
       <w:r>
         <w:rPr>
@@ -2962,6 +3388,7 @@
         <w:t xml:space="preserve">] </w:t>
       </w:r>
       <w:proofErr w:type="spellStart"/>
+      <w:proofErr w:type="gramStart"/>
       <w:r>
         <w:rPr>
           <w:rFonts w:ascii="Preeti" w:hAnsi="Preeti"/>
@@ -2977,7 +3404,34 @@
           <w:sz w:val="36"/>
           <w:szCs w:val="36"/>
         </w:rPr>
-        <w:t xml:space="preserve">]u]6f]sf] 7'nf] </w:t>
+        <w:t>]u</w:t>
+      </w:r>
+      <w:proofErr w:type="gramEnd"/>
+      <w:r>
+        <w:rPr>
+          <w:rFonts w:ascii="Preeti" w:hAnsi="Preeti"/>
+          <w:sz w:val="36"/>
+          <w:szCs w:val="36"/>
+        </w:rPr>
+        <w:t>]6</w:t>
+      </w:r>
+      <w:proofErr w:type="gramStart"/>
+      <w:r>
+        <w:rPr>
+          <w:rFonts w:ascii="Preeti" w:hAnsi="Preeti"/>
+          <w:sz w:val="36"/>
+          <w:szCs w:val="36"/>
+        </w:rPr>
+        <w:t>f]sf</w:t>
+      </w:r>
+      <w:proofErr w:type="gramEnd"/>
+      <w:r>
+        <w:rPr>
+          <w:rFonts w:ascii="Preeti" w:hAnsi="Preeti"/>
+          <w:sz w:val="36"/>
+          <w:szCs w:val="36"/>
+        </w:rPr>
+        <w:t xml:space="preserve">] 7'nf] </w:t>
       </w:r>
       <w:proofErr w:type="spellStart"/>
       <w:r>
@@ -3019,6 +3473,7 @@
         <w:tab/>
       </w:r>
       <w:proofErr w:type="spellStart"/>
+      <w:proofErr w:type="gramStart"/>
       <w:r>
         <w:rPr>
           <w:rFonts w:ascii="Preeti" w:hAnsi="Preeti"/>
@@ -3034,17 +3489,27 @@
           <w:sz w:val="36"/>
           <w:szCs w:val="36"/>
         </w:rPr>
-        <w:t xml:space="preserve">]z </w:t>
-      </w:r>
-      <w:r>
-        <w:rPr>
-          <w:rFonts w:ascii="Preeti" w:hAnsi="Preeti"/>
-          <w:sz w:val="36"/>
-          <w:szCs w:val="36"/>
-        </w:rPr>
-        <w:tab/>
-      </w:r>
-      <w:proofErr w:type="spellStart"/>
+        <w:t>]z</w:t>
+      </w:r>
+      <w:proofErr w:type="gramEnd"/>
+      <w:r>
+        <w:rPr>
+          <w:rFonts w:ascii="Preeti" w:hAnsi="Preeti"/>
+          <w:sz w:val="36"/>
+          <w:szCs w:val="36"/>
+        </w:rPr>
+        <w:t xml:space="preserve"> </w:t>
+      </w:r>
+      <w:r>
+        <w:rPr>
+          <w:rFonts w:ascii="Preeti" w:hAnsi="Preeti"/>
+          <w:sz w:val="36"/>
+          <w:szCs w:val="36"/>
+        </w:rPr>
+        <w:tab/>
+      </w:r>
+      <w:proofErr w:type="spellStart"/>
+      <w:proofErr w:type="gramStart"/>
       <w:r>
         <w:rPr>
           <w:rFonts w:ascii="Preeti" w:hAnsi="Preeti"/>
@@ -3060,7 +3525,16 @@
           <w:sz w:val="36"/>
           <w:szCs w:val="36"/>
         </w:rPr>
-        <w:t xml:space="preserve">{  </w:t>
+        <w:t>{</w:t>
+      </w:r>
+      <w:proofErr w:type="gramEnd"/>
+      <w:r>
+        <w:rPr>
+          <w:rFonts w:ascii="Preeti" w:hAnsi="Preeti"/>
+          <w:sz w:val="36"/>
+          <w:szCs w:val="36"/>
+        </w:rPr>
+        <w:t xml:space="preserve">  </w:t>
       </w:r>
     </w:p>
     <w:p>
@@ -3084,6 +3558,7 @@
         <w:tab/>
       </w:r>
       <w:proofErr w:type="spellStart"/>
+      <w:proofErr w:type="gramStart"/>
       <w:r>
         <w:rPr>
           <w:rFonts w:ascii="Preeti" w:hAnsi="Preeti"/>
@@ -3111,6 +3586,7 @@
         <w:t>ifwL</w:t>
       </w:r>
       <w:proofErr w:type="spellEnd"/>
+      <w:proofErr w:type="gramEnd"/>
       <w:r>
         <w:rPr>
           <w:rFonts w:ascii="Preeti" w:hAnsi="Preeti"/>
@@ -3219,15 +3695,27 @@
         <w:t>xf</w:t>
       </w:r>
       <w:proofErr w:type="spellEnd"/>
-      <w:r>
-        <w:rPr>
-          <w:rFonts w:ascii="Preeti" w:hAnsi="Preeti"/>
-          <w:b/>
-          <w:bCs/>
-          <w:sz w:val="36"/>
-          <w:szCs w:val="36"/>
-        </w:rPr>
-        <w:t xml:space="preserve">];\ . </w:t>
+      <w:proofErr w:type="gramStart"/>
+      <w:r>
+        <w:rPr>
+          <w:rFonts w:ascii="Preeti" w:hAnsi="Preeti"/>
+          <w:b/>
+          <w:bCs/>
+          <w:sz w:val="36"/>
+          <w:szCs w:val="36"/>
+        </w:rPr>
+        <w:t>];\</w:t>
+      </w:r>
+      <w:proofErr w:type="gramEnd"/>
+      <w:r>
+        <w:rPr>
+          <w:rFonts w:ascii="Preeti" w:hAnsi="Preeti"/>
+          <w:b/>
+          <w:bCs/>
+          <w:sz w:val="36"/>
+          <w:szCs w:val="36"/>
+        </w:rPr>
+        <w:t xml:space="preserve"> . </w:t>
       </w:r>
       <w:r>
         <w:rPr>
@@ -3434,6 +3922,7 @@
         <w:t>/</w:t>
       </w:r>
       <w:proofErr w:type="spellStart"/>
+      <w:proofErr w:type="gramStart"/>
       <w:r>
         <w:rPr>
           <w:rFonts w:ascii="Preeti" w:hAnsi="Preeti"/>
@@ -3449,7 +3938,34 @@
           <w:sz w:val="36"/>
           <w:szCs w:val="36"/>
         </w:rPr>
-        <w:t xml:space="preserve">{ =========================== dgk5{ . </w:t>
+        <w:t>{ =</w:t>
+      </w:r>
+      <w:proofErr w:type="gramEnd"/>
+      <w:r>
+        <w:rPr>
+          <w:rFonts w:ascii="Preeti" w:hAnsi="Preeti"/>
+          <w:sz w:val="36"/>
+          <w:szCs w:val="36"/>
+        </w:rPr>
+        <w:t>========================== dgk</w:t>
+      </w:r>
+      <w:proofErr w:type="gramStart"/>
+      <w:r>
+        <w:rPr>
+          <w:rFonts w:ascii="Preeti" w:hAnsi="Preeti"/>
+          <w:sz w:val="36"/>
+          <w:szCs w:val="36"/>
+        </w:rPr>
+        <w:t>5{ .</w:t>
+      </w:r>
+      <w:proofErr w:type="gramEnd"/>
+      <w:r>
+        <w:rPr>
+          <w:rFonts w:ascii="Preeti" w:hAnsi="Preeti"/>
+          <w:sz w:val="36"/>
+          <w:szCs w:val="36"/>
+        </w:rPr>
+        <w:t xml:space="preserve"> </w:t>
       </w:r>
     </w:p>
     <w:p>
@@ -3488,7 +4004,25 @@
           <w:sz w:val="36"/>
           <w:szCs w:val="36"/>
         </w:rPr>
-        <w:t xml:space="preserve"> a:5 . </w:t>
+        <w:t xml:space="preserve"> a:</w:t>
+      </w:r>
+      <w:proofErr w:type="gramStart"/>
+      <w:r>
+        <w:rPr>
+          <w:rFonts w:ascii="Preeti" w:hAnsi="Preeti"/>
+          <w:sz w:val="36"/>
+          <w:szCs w:val="36"/>
+        </w:rPr>
+        <w:t>5 .</w:t>
+      </w:r>
+      <w:proofErr w:type="gramEnd"/>
+      <w:r>
+        <w:rPr>
+          <w:rFonts w:ascii="Preeti" w:hAnsi="Preeti"/>
+          <w:sz w:val="36"/>
+          <w:szCs w:val="36"/>
+        </w:rPr>
+        <w:t xml:space="preserve"> </w:t>
       </w:r>
     </w:p>
     <w:p>
@@ -3527,7 +4061,25 @@
           <w:sz w:val="36"/>
           <w:szCs w:val="36"/>
         </w:rPr>
-        <w:t xml:space="preserve"> a:5 . </w:t>
+        <w:t xml:space="preserve"> a:</w:t>
+      </w:r>
+      <w:proofErr w:type="gramStart"/>
+      <w:r>
+        <w:rPr>
+          <w:rFonts w:ascii="Preeti" w:hAnsi="Preeti"/>
+          <w:sz w:val="36"/>
+          <w:szCs w:val="36"/>
+        </w:rPr>
+        <w:t>5 .</w:t>
+      </w:r>
+      <w:proofErr w:type="gramEnd"/>
+      <w:r>
+        <w:rPr>
+          <w:rFonts w:ascii="Preeti" w:hAnsi="Preeti"/>
+          <w:sz w:val="36"/>
+          <w:szCs w:val="36"/>
+        </w:rPr>
+        <w:t xml:space="preserve"> </w:t>
       </w:r>
     </w:p>
     <w:p>
@@ -3566,7 +4118,25 @@
           <w:sz w:val="36"/>
           <w:szCs w:val="36"/>
         </w:rPr>
-        <w:t xml:space="preserve"> ===================== x'G5 . </w:t>
+        <w:t xml:space="preserve"> ===================== x'G</w:t>
+      </w:r>
+      <w:proofErr w:type="gramStart"/>
+      <w:r>
+        <w:rPr>
+          <w:rFonts w:ascii="Preeti" w:hAnsi="Preeti"/>
+          <w:sz w:val="36"/>
+          <w:szCs w:val="36"/>
+        </w:rPr>
+        <w:t>5 .</w:t>
+      </w:r>
+      <w:proofErr w:type="gramEnd"/>
+      <w:r>
+        <w:rPr>
+          <w:rFonts w:ascii="Preeti" w:hAnsi="Preeti"/>
+          <w:sz w:val="36"/>
+          <w:szCs w:val="36"/>
+        </w:rPr>
+        <w:t xml:space="preserve"> </w:t>
       </w:r>
     </w:p>
     <w:p>
@@ -3659,7 +4229,25 @@
           <w:sz w:val="36"/>
           <w:szCs w:val="36"/>
         </w:rPr>
-        <w:t xml:space="preserve"> ================== /fV5] . </w:t>
+        <w:t xml:space="preserve"> ================== /fV5</w:t>
+      </w:r>
+      <w:proofErr w:type="gramStart"/>
+      <w:r>
+        <w:rPr>
+          <w:rFonts w:ascii="Preeti" w:hAnsi="Preeti"/>
+          <w:sz w:val="36"/>
+          <w:szCs w:val="36"/>
+        </w:rPr>
+        <w:t>] .</w:t>
+      </w:r>
+      <w:proofErr w:type="gramEnd"/>
+      <w:r>
+        <w:rPr>
+          <w:rFonts w:ascii="Preeti" w:hAnsi="Preeti"/>
+          <w:sz w:val="36"/>
+          <w:szCs w:val="36"/>
+        </w:rPr>
+        <w:t xml:space="preserve"> </w:t>
       </w:r>
     </w:p>
     <w:p>
@@ -3697,7 +4285,29 @@
           <w:sz w:val="36"/>
           <w:szCs w:val="36"/>
         </w:rPr>
-        <w:t>$= l7s a]l7s 5'6\</w:t>
+        <w:t xml:space="preserve">$= l7s </w:t>
+      </w:r>
+      <w:proofErr w:type="gramStart"/>
+      <w:r>
+        <w:rPr>
+          <w:rFonts w:ascii="Preeti" w:hAnsi="Preeti"/>
+          <w:b/>
+          <w:bCs/>
+          <w:sz w:val="36"/>
+          <w:szCs w:val="36"/>
+        </w:rPr>
+        <w:t>a]l</w:t>
+      </w:r>
+      <w:proofErr w:type="gramEnd"/>
+      <w:r>
+        <w:rPr>
+          <w:rFonts w:ascii="Preeti" w:hAnsi="Preeti"/>
+          <w:b/>
+          <w:bCs/>
+          <w:sz w:val="36"/>
+          <w:szCs w:val="36"/>
+        </w:rPr>
+        <w:t>7s 5'6\</w:t>
       </w:r>
       <w:proofErr w:type="spellStart"/>
       <w:r>
@@ -3711,15 +4321,27 @@
         <w:t>ofpg'xf</w:t>
       </w:r>
       <w:proofErr w:type="spellEnd"/>
-      <w:r>
-        <w:rPr>
-          <w:rFonts w:ascii="Preeti" w:hAnsi="Preeti"/>
-          <w:b/>
-          <w:bCs/>
-          <w:sz w:val="36"/>
-          <w:szCs w:val="36"/>
-        </w:rPr>
-        <w:t xml:space="preserve">];\ . </w:t>
+      <w:proofErr w:type="gramStart"/>
+      <w:r>
+        <w:rPr>
+          <w:rFonts w:ascii="Preeti" w:hAnsi="Preeti"/>
+          <w:b/>
+          <w:bCs/>
+          <w:sz w:val="36"/>
+          <w:szCs w:val="36"/>
+        </w:rPr>
+        <w:t>];\</w:t>
+      </w:r>
+      <w:proofErr w:type="gramEnd"/>
+      <w:r>
+        <w:rPr>
+          <w:rFonts w:ascii="Preeti" w:hAnsi="Preeti"/>
+          <w:b/>
+          <w:bCs/>
+          <w:sz w:val="36"/>
+          <w:szCs w:val="36"/>
+        </w:rPr>
+        <w:t xml:space="preserve"> . </w:t>
       </w:r>
       <w:r>
         <w:rPr>
@@ -3820,7 +4442,16 @@
           <w:sz w:val="36"/>
           <w:szCs w:val="36"/>
         </w:rPr>
-        <w:t>s_</w:t>
+        <w:t>s</w:t>
+      </w:r>
+      <w:proofErr w:type="gramStart"/>
+      <w:r>
+        <w:rPr>
+          <w:rFonts w:ascii="Preeti" w:hAnsi="Preeti"/>
+          <w:sz w:val="36"/>
+          <w:szCs w:val="36"/>
+        </w:rPr>
+        <w:t>_</w:t>
       </w:r>
       <w:r>
         <w:rPr>
@@ -3848,6 +4479,7 @@
         <w:t>kmf</w:t>
       </w:r>
       <w:proofErr w:type="spellEnd"/>
+      <w:proofErr w:type="gramEnd"/>
       <w:r>
         <w:rPr>
           <w:rFonts w:ascii="Preeti" w:hAnsi="Preeti"/>
@@ -3920,13 +4552,23 @@
         <w:t>xf</w:t>
       </w:r>
       <w:proofErr w:type="spellEnd"/>
-      <w:r>
-        <w:rPr>
-          <w:rFonts w:ascii="Preeti" w:hAnsi="Preeti"/>
-          <w:sz w:val="36"/>
-          <w:szCs w:val="36"/>
-        </w:rPr>
-        <w:t xml:space="preserve">] .  -         _ </w:t>
+      <w:proofErr w:type="gramStart"/>
+      <w:r>
+        <w:rPr>
+          <w:rFonts w:ascii="Preeti" w:hAnsi="Preeti"/>
+          <w:sz w:val="36"/>
+          <w:szCs w:val="36"/>
+        </w:rPr>
+        <w:t>] .</w:t>
+      </w:r>
+      <w:proofErr w:type="gramEnd"/>
+      <w:r>
+        <w:rPr>
+          <w:rFonts w:ascii="Preeti" w:hAnsi="Preeti"/>
+          <w:sz w:val="36"/>
+          <w:szCs w:val="36"/>
+        </w:rPr>
+        <w:t xml:space="preserve">  -         _ </w:t>
       </w:r>
     </w:p>
     <w:p>
@@ -3986,6 +4628,7 @@
         <w:t xml:space="preserve"> </w:t>
       </w:r>
       <w:proofErr w:type="spellStart"/>
+      <w:proofErr w:type="gramStart"/>
       <w:r>
         <w:rPr>
           <w:rFonts w:ascii="Preeti" w:hAnsi="Preeti"/>
@@ -4019,7 +4662,34 @@
           <w:sz w:val="36"/>
           <w:szCs w:val="36"/>
         </w:rPr>
-        <w:t>{ 8fS6/ elgG5 .  -         _</w:t>
+        <w:t>{ 8</w:t>
+      </w:r>
+      <w:proofErr w:type="gramEnd"/>
+      <w:r>
+        <w:rPr>
+          <w:rFonts w:ascii="Preeti" w:hAnsi="Preeti"/>
+          <w:sz w:val="36"/>
+          <w:szCs w:val="36"/>
+        </w:rPr>
+        <w:t>fS6/ elgG</w:t>
+      </w:r>
+      <w:proofErr w:type="gramStart"/>
+      <w:r>
+        <w:rPr>
+          <w:rFonts w:ascii="Preeti" w:hAnsi="Preeti"/>
+          <w:sz w:val="36"/>
+          <w:szCs w:val="36"/>
+        </w:rPr>
+        <w:t>5 .</w:t>
+      </w:r>
+      <w:proofErr w:type="gramEnd"/>
+      <w:r>
+        <w:rPr>
+          <w:rFonts w:ascii="Preeti" w:hAnsi="Preeti"/>
+          <w:sz w:val="36"/>
+          <w:szCs w:val="36"/>
+        </w:rPr>
+        <w:t xml:space="preserve">  -         _</w:t>
       </w:r>
     </w:p>
     <w:p>
@@ -4043,6 +4713,7 @@
         <w:t xml:space="preserve">u_ sDKo"6/ </w:t>
       </w:r>
       <w:proofErr w:type="spellStart"/>
+      <w:proofErr w:type="gramStart"/>
       <w:r>
         <w:rPr>
           <w:rFonts w:ascii="Preeti" w:hAnsi="Preeti"/>
@@ -4070,6 +4741,7 @@
         <w:t>sfd</w:t>
       </w:r>
       <w:proofErr w:type="spellEnd"/>
+      <w:proofErr w:type="gramEnd"/>
       <w:r>
         <w:rPr>
           <w:rFonts w:ascii="Preeti" w:hAnsi="Preeti"/>
@@ -4079,6 +4751,7 @@
         <w:t xml:space="preserve"> </w:t>
       </w:r>
       <w:proofErr w:type="spellStart"/>
+      <w:proofErr w:type="gramStart"/>
       <w:r>
         <w:rPr>
           <w:rFonts w:ascii="Preeti" w:hAnsi="Preeti"/>
@@ -4094,7 +4767,16 @@
           <w:sz w:val="36"/>
           <w:szCs w:val="36"/>
         </w:rPr>
-        <w:t>}g . -         _</w:t>
+        <w:t>}g</w:t>
+      </w:r>
+      <w:proofErr w:type="gramEnd"/>
+      <w:r>
+        <w:rPr>
+          <w:rFonts w:ascii="Preeti" w:hAnsi="Preeti"/>
+          <w:sz w:val="36"/>
+          <w:szCs w:val="36"/>
+        </w:rPr>
+        <w:t xml:space="preserve"> . -         _</w:t>
       </w:r>
     </w:p>
     <w:p>
@@ -4151,7 +4833,25 @@
           <w:sz w:val="36"/>
           <w:szCs w:val="36"/>
         </w:rPr>
-        <w:t xml:space="preserve"> u5{ . -         _ </w:t>
+        <w:t xml:space="preserve"> u</w:t>
+      </w:r>
+      <w:proofErr w:type="gramStart"/>
+      <w:r>
+        <w:rPr>
+          <w:rFonts w:ascii="Preeti" w:hAnsi="Preeti"/>
+          <w:sz w:val="36"/>
+          <w:szCs w:val="36"/>
+        </w:rPr>
+        <w:t>5{ .</w:t>
+      </w:r>
+      <w:proofErr w:type="gramEnd"/>
+      <w:r>
+        <w:rPr>
+          <w:rFonts w:ascii="Preeti" w:hAnsi="Preeti"/>
+          <w:sz w:val="36"/>
+          <w:szCs w:val="36"/>
+        </w:rPr>
+        <w:t xml:space="preserve"> -         _ </w:t>
       </w:r>
     </w:p>
     <w:p>
@@ -4190,7 +4890,25 @@
           <w:sz w:val="36"/>
           <w:szCs w:val="36"/>
         </w:rPr>
-        <w:t xml:space="preserve">{n] 3Ff; vfG5 . -         _ </w:t>
+        <w:t>{n] 3Ff; vfG</w:t>
+      </w:r>
+      <w:proofErr w:type="gramStart"/>
+      <w:r>
+        <w:rPr>
+          <w:rFonts w:ascii="Preeti" w:hAnsi="Preeti"/>
+          <w:sz w:val="36"/>
+          <w:szCs w:val="36"/>
+        </w:rPr>
+        <w:t>5 .</w:t>
+      </w:r>
+      <w:proofErr w:type="gramEnd"/>
+      <w:r>
+        <w:rPr>
+          <w:rFonts w:ascii="Preeti" w:hAnsi="Preeti"/>
+          <w:sz w:val="36"/>
+          <w:szCs w:val="36"/>
+        </w:rPr>
+        <w:t xml:space="preserve"> -         _ </w:t>
       </w:r>
     </w:p>
     <w:p>
@@ -4251,15 +4969,27 @@
         <w:t>agfpg'xf</w:t>
       </w:r>
       <w:proofErr w:type="spellEnd"/>
-      <w:r>
-        <w:rPr>
-          <w:rFonts w:ascii="Preeti" w:hAnsi="Preeti"/>
-          <w:b/>
-          <w:bCs/>
-          <w:sz w:val="36"/>
-          <w:szCs w:val="36"/>
-        </w:rPr>
-        <w:t xml:space="preserve">];\ . </w:t>
+      <w:proofErr w:type="gramStart"/>
+      <w:r>
+        <w:rPr>
+          <w:rFonts w:ascii="Preeti" w:hAnsi="Preeti"/>
+          <w:b/>
+          <w:bCs/>
+          <w:sz w:val="36"/>
+          <w:szCs w:val="36"/>
+        </w:rPr>
+        <w:t>];\</w:t>
+      </w:r>
+      <w:proofErr w:type="gramEnd"/>
+      <w:r>
+        <w:rPr>
+          <w:rFonts w:ascii="Preeti" w:hAnsi="Preeti"/>
+          <w:b/>
+          <w:bCs/>
+          <w:sz w:val="36"/>
+          <w:szCs w:val="36"/>
+        </w:rPr>
+        <w:t xml:space="preserve"> . </w:t>
       </w:r>
       <w:r>
         <w:rPr>
@@ -4464,15 +5194,7 @@
           <w:sz w:val="36"/>
           <w:szCs w:val="36"/>
         </w:rPr>
-        <w:t xml:space="preserve"> </w:t>
-      </w:r>
-      <w:r>
-        <w:rPr>
-          <w:rFonts w:ascii="Preeti" w:hAnsi="Preeti"/>
-          <w:sz w:val="36"/>
-          <w:szCs w:val="36"/>
-        </w:rPr>
-        <w:t>=====================================================================================================================</w:t>
+        <w:t xml:space="preserve"> =====================================================================================================================</w:t>
       </w:r>
     </w:p>
     <w:p>
@@ -4606,7 +5328,18 @@
           <w:sz w:val="36"/>
           <w:szCs w:val="36"/>
         </w:rPr>
-        <w:t>/ n]</w:t>
+        <w:t xml:space="preserve">/ </w:t>
+      </w:r>
+      <w:proofErr w:type="gramStart"/>
+      <w:r>
+        <w:rPr>
+          <w:rFonts w:ascii="Preeti" w:hAnsi="Preeti"/>
+          <w:b/>
+          <w:bCs/>
+          <w:sz w:val="36"/>
+          <w:szCs w:val="36"/>
+        </w:rPr>
+        <w:t>n]</w:t>
       </w:r>
       <w:proofErr w:type="spellStart"/>
       <w:r>
@@ -4628,7 +5361,18 @@
           <w:sz w:val="36"/>
           <w:szCs w:val="36"/>
         </w:rPr>
-        <w:t xml:space="preserve">];\ . </w:t>
+        <w:t>];\</w:t>
+      </w:r>
+      <w:proofErr w:type="gramEnd"/>
+      <w:r>
+        <w:rPr>
+          <w:rFonts w:ascii="Preeti" w:hAnsi="Preeti"/>
+          <w:b/>
+          <w:bCs/>
+          <w:sz w:val="36"/>
+          <w:szCs w:val="36"/>
+        </w:rPr>
+        <w:t xml:space="preserve"> . </w:t>
       </w:r>
       <w:r>
         <w:rPr>
@@ -4805,7 +5549,16 @@
           <w:sz w:val="36"/>
           <w:szCs w:val="36"/>
         </w:rPr>
-        <w:t>v_ ls/0fsL ;</w:t>
+        <w:t>v_ ls/0</w:t>
+      </w:r>
+      <w:proofErr w:type="gramStart"/>
+      <w:r>
+        <w:rPr>
+          <w:rFonts w:ascii="Preeti" w:hAnsi="Preeti"/>
+          <w:sz w:val="36"/>
+          <w:szCs w:val="36"/>
+        </w:rPr>
+        <w:t>fsL ;</w:t>
       </w:r>
       <w:proofErr w:type="spellStart"/>
       <w:r>
@@ -4817,6 +5570,7 @@
         <w:t>flysf</w:t>
       </w:r>
       <w:proofErr w:type="spellEnd"/>
+      <w:proofErr w:type="gramEnd"/>
       <w:r>
         <w:rPr>
           <w:rFonts w:ascii="Preeti" w:hAnsi="Preeti"/>
@@ -4919,7 +5673,16 @@
           <w:szCs w:val="36"/>
         </w:rPr>
         <w:lastRenderedPageBreak/>
-        <w:t>u_ 6]</w:t>
+        <w:t xml:space="preserve">u_ </w:t>
+      </w:r>
+      <w:proofErr w:type="gramStart"/>
+      <w:r>
+        <w:rPr>
+          <w:rFonts w:ascii="Preeti" w:hAnsi="Preeti"/>
+          <w:sz w:val="36"/>
+          <w:szCs w:val="36"/>
+        </w:rPr>
+        <w:t>6]</w:t>
       </w:r>
       <w:proofErr w:type="spellStart"/>
       <w:r>
@@ -4931,13 +5694,23 @@
         <w:t>lnkmf</w:t>
       </w:r>
       <w:proofErr w:type="spellEnd"/>
-      <w:r>
-        <w:rPr>
-          <w:rFonts w:ascii="Preeti" w:hAnsi="Preeti"/>
-          <w:sz w:val="36"/>
-          <w:szCs w:val="36"/>
-        </w:rPr>
-        <w:t>]g s] sf] ;</w:t>
+      <w:proofErr w:type="gramEnd"/>
+      <w:r>
+        <w:rPr>
+          <w:rFonts w:ascii="Preeti" w:hAnsi="Preeti"/>
+          <w:sz w:val="36"/>
+          <w:szCs w:val="36"/>
+        </w:rPr>
+        <w:t>]g s] sf</w:t>
+      </w:r>
+      <w:proofErr w:type="gramStart"/>
+      <w:r>
+        <w:rPr>
+          <w:rFonts w:ascii="Preeti" w:hAnsi="Preeti"/>
+          <w:sz w:val="36"/>
+          <w:szCs w:val="36"/>
+        </w:rPr>
+        <w:t>] ;</w:t>
       </w:r>
       <w:proofErr w:type="spellStart"/>
       <w:r>
@@ -4949,6 +5722,7 @@
         <w:t>fwg</w:t>
       </w:r>
       <w:proofErr w:type="spellEnd"/>
+      <w:proofErr w:type="gramEnd"/>
       <w:r>
         <w:rPr>
           <w:rFonts w:ascii="Preeti" w:hAnsi="Preeti"/>
@@ -5051,7 +5825,25 @@
           <w:sz w:val="36"/>
           <w:szCs w:val="36"/>
         </w:rPr>
-        <w:t xml:space="preserve"> c+ª\u ;a}</w:t>
+        <w:t xml:space="preserve"> c+ª\</w:t>
+      </w:r>
+      <w:proofErr w:type="gramStart"/>
+      <w:r>
+        <w:rPr>
+          <w:rFonts w:ascii="Preeti" w:hAnsi="Preeti"/>
+          <w:sz w:val="36"/>
+          <w:szCs w:val="36"/>
+        </w:rPr>
+        <w:t>u ;a</w:t>
+      </w:r>
+      <w:proofErr w:type="gramEnd"/>
+      <w:r>
+        <w:rPr>
+          <w:rFonts w:ascii="Preeti" w:hAnsi="Preeti"/>
+          <w:sz w:val="36"/>
+          <w:szCs w:val="36"/>
+        </w:rPr>
+        <w:t>}</w:t>
       </w:r>
       <w:proofErr w:type="spellStart"/>
       <w:r>
@@ -5129,7 +5921,16 @@
           <w:sz w:val="36"/>
           <w:szCs w:val="36"/>
         </w:rPr>
-        <w:t>ª= g]</w:t>
+        <w:t xml:space="preserve">ª= </w:t>
+      </w:r>
+      <w:proofErr w:type="gramStart"/>
+      <w:r>
+        <w:rPr>
+          <w:rFonts w:ascii="Preeti" w:hAnsi="Preeti"/>
+          <w:sz w:val="36"/>
+          <w:szCs w:val="36"/>
+        </w:rPr>
+        <w:t>g]</w:t>
       </w:r>
       <w:proofErr w:type="spellStart"/>
       <w:r>
@@ -5141,6 +5942,7 @@
         <w:t>kfn</w:t>
       </w:r>
       <w:proofErr w:type="spellEnd"/>
+      <w:proofErr w:type="gramEnd"/>
       <w:r>
         <w:rPr>
           <w:rFonts w:ascii="Preeti" w:hAnsi="Preeti"/>
@@ -5168,6 +5970,7 @@
         <w:t xml:space="preserve"> </w:t>
       </w:r>
       <w:proofErr w:type="spellStart"/>
+      <w:proofErr w:type="gramStart"/>
       <w:r>
         <w:rPr>
           <w:rFonts w:ascii="Preeti" w:hAnsi="Preeti"/>
@@ -5195,13 +5998,32 @@
         <w:t>zdf</w:t>
       </w:r>
       <w:proofErr w:type="spellEnd"/>
-      <w:r>
-        <w:rPr>
-          <w:rFonts w:ascii="Preeti" w:hAnsi="Preeti"/>
-          <w:sz w:val="36"/>
-          <w:szCs w:val="36"/>
-        </w:rPr>
-        <w:t xml:space="preserve"> k5{ &lt; </w:t>
+      <w:proofErr w:type="gramEnd"/>
+      <w:r>
+        <w:rPr>
+          <w:rFonts w:ascii="Preeti" w:hAnsi="Preeti"/>
+          <w:sz w:val="36"/>
+          <w:szCs w:val="36"/>
+        </w:rPr>
+        <w:t xml:space="preserve"> k</w:t>
+      </w:r>
+      <w:proofErr w:type="gramStart"/>
+      <w:r>
+        <w:rPr>
+          <w:rFonts w:ascii="Preeti" w:hAnsi="Preeti"/>
+          <w:sz w:val="36"/>
+          <w:szCs w:val="36"/>
+        </w:rPr>
+        <w:t>5{ &lt;</w:t>
+      </w:r>
+      <w:proofErr w:type="gramEnd"/>
+      <w:r>
+        <w:rPr>
+          <w:rFonts w:ascii="Preeti" w:hAnsi="Preeti"/>
+          <w:sz w:val="36"/>
+          <w:szCs w:val="36"/>
+        </w:rPr>
+        <w:t xml:space="preserve"> </w:t>
       </w:r>
     </w:p>
     <w:p>
@@ -5326,6 +6148,7 @@
         <w:t xml:space="preserve">] </w:t>
       </w:r>
       <w:proofErr w:type="spellStart"/>
+      <w:proofErr w:type="gramStart"/>
       <w:r>
         <w:rPr>
           <w:rFonts w:ascii="Preeti" w:hAnsi="Preeti"/>
@@ -5348,6 +6171,7 @@
         <w:t>{</w:t>
       </w:r>
       <w:proofErr w:type="spellStart"/>
+      <w:proofErr w:type="gramEnd"/>
       <w:r>
         <w:rPr>
           <w:rFonts w:ascii="Preeti" w:hAnsi="Preeti"/>
@@ -5389,7 +6213,18 @@
           <w:sz w:val="36"/>
           <w:szCs w:val="36"/>
         </w:rPr>
-        <w:t xml:space="preserve"> n]</w:t>
+        <w:t xml:space="preserve"> </w:t>
+      </w:r>
+      <w:proofErr w:type="gramStart"/>
+      <w:r>
+        <w:rPr>
+          <w:rFonts w:ascii="Preeti" w:hAnsi="Preeti"/>
+          <w:b/>
+          <w:bCs/>
+          <w:sz w:val="36"/>
+          <w:szCs w:val="36"/>
+        </w:rPr>
+        <w:t>n]</w:t>
       </w:r>
       <w:proofErr w:type="spellStart"/>
       <w:r>
@@ -5411,7 +6246,18 @@
           <w:sz w:val="36"/>
           <w:szCs w:val="36"/>
         </w:rPr>
-        <w:t xml:space="preserve">];\ . </w:t>
+        <w:t>];\</w:t>
+      </w:r>
+      <w:proofErr w:type="gramEnd"/>
+      <w:r>
+        <w:rPr>
+          <w:rFonts w:ascii="Preeti" w:hAnsi="Preeti"/>
+          <w:b/>
+          <w:bCs/>
+          <w:sz w:val="36"/>
+          <w:szCs w:val="36"/>
+        </w:rPr>
+        <w:t xml:space="preserve"> . </w:t>
       </w:r>
       <w:r>
         <w:rPr>
@@ -5700,9 +6546,32 @@
           <w:sz w:val="36"/>
           <w:szCs w:val="36"/>
         </w:rPr>
-        <w:t xml:space="preserve"> l:qlnË </w:t>
-      </w:r>
-      <w:proofErr w:type="spellStart"/>
+        <w:t xml:space="preserve"> </w:t>
+      </w:r>
+      <w:proofErr w:type="gramStart"/>
+      <w:r>
+        <w:rPr>
+          <w:rFonts w:ascii="Preeti" w:hAnsi="Preeti"/>
+          <w:b/>
+          <w:bCs/>
+          <w:sz w:val="36"/>
+          <w:szCs w:val="36"/>
+        </w:rPr>
+        <w:t>l:qlnË</w:t>
+      </w:r>
+      <w:proofErr w:type="gramEnd"/>
+      <w:r>
+        <w:rPr>
+          <w:rFonts w:ascii="Preeti" w:hAnsi="Preeti"/>
+          <w:b/>
+          <w:bCs/>
+          <w:sz w:val="36"/>
+          <w:szCs w:val="36"/>
+        </w:rPr>
+        <w:t xml:space="preserve"> </w:t>
+      </w:r>
+      <w:proofErr w:type="spellStart"/>
+      <w:proofErr w:type="gramStart"/>
       <w:r>
         <w:rPr>
           <w:rFonts w:ascii="Preeti" w:hAnsi="Preeti"/>
@@ -5736,6 +6605,7 @@
         <w:t>k'lnË</w:t>
       </w:r>
       <w:proofErr w:type="spellEnd"/>
+      <w:proofErr w:type="gramEnd"/>
       <w:r>
         <w:rPr>
           <w:rFonts w:ascii="Preeti" w:hAnsi="Preeti"/>
@@ -5758,15 +6628,27 @@
         <w:t>agfpg'xf</w:t>
       </w:r>
       <w:proofErr w:type="spellEnd"/>
-      <w:r>
-        <w:rPr>
-          <w:rFonts w:ascii="Preeti" w:hAnsi="Preeti"/>
-          <w:b/>
-          <w:bCs/>
-          <w:sz w:val="36"/>
-          <w:szCs w:val="36"/>
-        </w:rPr>
-        <w:t xml:space="preserve">];\  . </w:t>
+      <w:proofErr w:type="gramStart"/>
+      <w:r>
+        <w:rPr>
+          <w:rFonts w:ascii="Preeti" w:hAnsi="Preeti"/>
+          <w:b/>
+          <w:bCs/>
+          <w:sz w:val="36"/>
+          <w:szCs w:val="36"/>
+        </w:rPr>
+        <w:t>];\  .</w:t>
+      </w:r>
+      <w:proofErr w:type="gramEnd"/>
+      <w:r>
+        <w:rPr>
+          <w:rFonts w:ascii="Preeti" w:hAnsi="Preeti"/>
+          <w:b/>
+          <w:bCs/>
+          <w:sz w:val="36"/>
+          <w:szCs w:val="36"/>
+        </w:rPr>
+        <w:t xml:space="preserve"> </w:t>
       </w:r>
       <w:r>
         <w:rPr>
@@ -6053,6 +6935,7 @@
         <w:t xml:space="preserve">] </w:t>
       </w:r>
       <w:proofErr w:type="spellStart"/>
+      <w:proofErr w:type="gramStart"/>
       <w:r>
         <w:rPr>
           <w:rFonts w:ascii="Preeti" w:hAnsi="Preeti"/>
@@ -6086,6 +6969,7 @@
         <w:t>ax'jrg</w:t>
       </w:r>
       <w:proofErr w:type="spellEnd"/>
+      <w:proofErr w:type="gramEnd"/>
       <w:r>
         <w:rPr>
           <w:rFonts w:ascii="Preeti" w:hAnsi="Preeti"/>
@@ -6108,15 +6992,27 @@
         <w:t>agfpg'xf</w:t>
       </w:r>
       <w:proofErr w:type="spellEnd"/>
-      <w:r>
-        <w:rPr>
-          <w:rFonts w:ascii="Preeti" w:hAnsi="Preeti"/>
-          <w:b/>
-          <w:bCs/>
-          <w:sz w:val="36"/>
-          <w:szCs w:val="36"/>
-        </w:rPr>
-        <w:t xml:space="preserve">];\ . </w:t>
+      <w:proofErr w:type="gramStart"/>
+      <w:r>
+        <w:rPr>
+          <w:rFonts w:ascii="Preeti" w:hAnsi="Preeti"/>
+          <w:b/>
+          <w:bCs/>
+          <w:sz w:val="36"/>
+          <w:szCs w:val="36"/>
+        </w:rPr>
+        <w:t>];\</w:t>
+      </w:r>
+      <w:proofErr w:type="gramEnd"/>
+      <w:r>
+        <w:rPr>
+          <w:rFonts w:ascii="Preeti" w:hAnsi="Preeti"/>
+          <w:b/>
+          <w:bCs/>
+          <w:sz w:val="36"/>
+          <w:szCs w:val="36"/>
+        </w:rPr>
+        <w:t xml:space="preserve"> . </w:t>
       </w:r>
       <w:r>
         <w:rPr>
@@ -6353,7 +7249,18 @@
           <w:sz w:val="36"/>
           <w:szCs w:val="36"/>
         </w:rPr>
-        <w:t xml:space="preserve"> n]</w:t>
+        <w:t xml:space="preserve"> </w:t>
+      </w:r>
+      <w:proofErr w:type="gramStart"/>
+      <w:r>
+        <w:rPr>
+          <w:rFonts w:ascii="Preeti" w:hAnsi="Preeti"/>
+          <w:b/>
+          <w:bCs/>
+          <w:sz w:val="36"/>
+          <w:szCs w:val="36"/>
+        </w:rPr>
+        <w:t>n]</w:t>
       </w:r>
       <w:proofErr w:type="spellStart"/>
       <w:r>
@@ -6375,7 +7282,18 @@
           <w:sz w:val="36"/>
           <w:szCs w:val="36"/>
         </w:rPr>
-        <w:t xml:space="preserve">];\ . </w:t>
+        <w:t>];\</w:t>
+      </w:r>
+      <w:proofErr w:type="gramEnd"/>
+      <w:r>
+        <w:rPr>
+          <w:rFonts w:ascii="Preeti" w:hAnsi="Preeti"/>
+          <w:b/>
+          <w:bCs/>
+          <w:sz w:val="36"/>
+          <w:szCs w:val="36"/>
+        </w:rPr>
+        <w:t xml:space="preserve"> . </w:t>
       </w:r>
       <w:r>
         <w:rPr>
@@ -6814,7 +7732,7 @@
           <w:noProof/>
         </w:rPr>
         <w:drawing>
-          <wp:anchor distT="0" distB="0" distL="114300" distR="114300" simplePos="0" relativeHeight="251672064" behindDoc="0" locked="0" layoutInCell="1" allowOverlap="1" wp14:anchorId="67D42675" wp14:editId="1F29A334">
+          <wp:anchor distT="0" distB="0" distL="114300" distR="114300" simplePos="0" relativeHeight="251672064" behindDoc="0" locked="0" layoutInCell="1" allowOverlap="1" wp14:anchorId="67D42675" wp14:editId="5226DE21">
             <wp:simplePos x="0" y="0"/>
             <wp:positionH relativeFrom="column">
               <wp:posOffset>0</wp:posOffset>
@@ -7150,7 +8068,18 @@
           <w:sz w:val="36"/>
           <w:szCs w:val="36"/>
         </w:rPr>
-        <w:t xml:space="preserve"> n]</w:t>
+        <w:t xml:space="preserve"> </w:t>
+      </w:r>
+      <w:proofErr w:type="gramStart"/>
+      <w:r>
+        <w:rPr>
+          <w:rFonts w:ascii="Preeti" w:hAnsi="Preeti"/>
+          <w:b/>
+          <w:bCs/>
+          <w:sz w:val="36"/>
+          <w:szCs w:val="36"/>
+        </w:rPr>
+        <w:t>n]</w:t>
       </w:r>
       <w:proofErr w:type="spellStart"/>
       <w:r>
@@ -7172,7 +8101,18 @@
           <w:sz w:val="36"/>
           <w:szCs w:val="36"/>
         </w:rPr>
-        <w:t xml:space="preserve">];\ . </w:t>
+        <w:t>];\</w:t>
+      </w:r>
+      <w:proofErr w:type="gramEnd"/>
+      <w:r>
+        <w:rPr>
+          <w:rFonts w:ascii="Preeti" w:hAnsi="Preeti"/>
+          <w:b/>
+          <w:bCs/>
+          <w:sz w:val="36"/>
+          <w:szCs w:val="36"/>
+        </w:rPr>
+        <w:t xml:space="preserve"> . </w:t>
       </w:r>
       <w:r>
         <w:rPr>
@@ -7298,6 +8238,7 @@
           <w:bCs/>
         </w:rPr>
       </w:pPr>
+      <w:proofErr w:type="gramStart"/>
       <w:r>
         <w:rPr>
           <w:rFonts w:ascii="Preeti" w:hAnsi="Preeti"/>
@@ -7320,6 +8261,7 @@
         <w:t>dfKt</w:t>
       </w:r>
       <w:proofErr w:type="spellEnd"/>
+      <w:proofErr w:type="gramEnd"/>
     </w:p>
     <w:sectPr>
       <w:pgSz w:w="11906" w:h="16838" w:code="9"/>

--- a/Received/1/1, Nepali.docx
+++ b/Received/1/1, Nepali.docx
@@ -78,6 +78,16 @@
                               </w:rPr>
                               <w:t>D-</w:t>
                             </w:r>
+                            <w:r>
+                              <w:rPr>
+                                <w:rFonts w:ascii="Times New Roman" w:hAnsi="Times New Roman" w:cs="Times New Roman"/>
+                                <w:b/>
+                                <w:bCs/>
+                                <w:sz w:val="32"/>
+                                <w:szCs w:val="32"/>
+                              </w:rPr>
+                              <w:t>16</w:t>
+                            </w:r>
                           </w:p>
                         </w:txbxContent>
                       </wps:txbx>
@@ -115,6 +125,16 @@
                           <w:szCs w:val="32"/>
                         </w:rPr>
                         <w:t>D-</w:t>
+                      </w:r>
+                      <w:r>
+                        <w:rPr>
+                          <w:rFonts w:ascii="Times New Roman" w:hAnsi="Times New Roman" w:cs="Times New Roman"/>
+                          <w:b/>
+                          <w:bCs/>
+                          <w:sz w:val="32"/>
+                          <w:szCs w:val="32"/>
+                        </w:rPr>
+                        <w:t>16</w:t>
                       </w:r>
                     </w:p>
                   </w:txbxContent>
@@ -1182,7 +1202,7 @@
                 </mc:Choice>
                 <mc:Fallback>
                   <w:pict>
-                    <v:rect w14:anchorId="16162F45" id="Rectangle 2" o:spid="_x0000_s1026" style="position:absolute;margin-left:450pt;margin-top:4.95pt;width:81pt;height:36.75pt;z-index:251644416;visibility:visible;mso-wrap-style:square;mso-width-percent:0;mso-height-percent:0;mso-wrap-distance-left:9pt;mso-wrap-distance-top:0;mso-wrap-distance-right:9pt;mso-wrap-distance-bottom:0;mso-position-horizontal:absolute;mso-position-horizontal-relative:text;mso-position-vertical:absolute;mso-position-vertical-relative:text;mso-width-percent:0;mso-height-percent:0;mso-width-relative:page;mso-height-relative:page;v-text-anchor:top" o:gfxdata="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" strokeweight="1.5pt"/>
+                    <v:rect w14:anchorId="31BDC0CC" id="Rectangle 2" o:spid="_x0000_s1026" style="position:absolute;margin-left:450pt;margin-top:4.95pt;width:81pt;height:36.75pt;z-index:251644416;visibility:visible;mso-wrap-style:square;mso-width-percent:0;mso-height-percent:0;mso-wrap-distance-left:9pt;mso-wrap-distance-top:0;mso-wrap-distance-right:9pt;mso-wrap-distance-bottom:0;mso-position-horizontal:absolute;mso-position-horizontal-relative:text;mso-position-vertical:absolute;mso-position-vertical-relative:text;mso-width-percent:0;mso-height-percent:0;mso-width-relative:page;mso-height-relative:page;v-text-anchor:top" o:gfxdata="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" strokeweight="1.5pt"/>
                   </w:pict>
                 </mc:Fallback>
               </mc:AlternateContent>
@@ -7732,7 +7752,7 @@
           <w:noProof/>
         </w:rPr>
         <w:drawing>
-          <wp:anchor distT="0" distB="0" distL="114300" distR="114300" simplePos="0" relativeHeight="251672064" behindDoc="0" locked="0" layoutInCell="1" allowOverlap="1" wp14:anchorId="67D42675" wp14:editId="5226DE21">
+          <wp:anchor distT="0" distB="0" distL="114300" distR="114300" simplePos="0" relativeHeight="251672064" behindDoc="0" locked="0" layoutInCell="1" allowOverlap="1" wp14:anchorId="67D42675" wp14:editId="7EEAB513">
             <wp:simplePos x="0" y="0"/>
             <wp:positionH relativeFrom="column">
               <wp:posOffset>0</wp:posOffset>

--- a/Received/1/1, Nepali.docx
+++ b/Received/1/1, Nepali.docx
@@ -1202,7 +1202,7 @@
                 </mc:Choice>
                 <mc:Fallback>
                   <w:pict>
-                    <v:rect w14:anchorId="31BDC0CC" id="Rectangle 2" o:spid="_x0000_s1026" style="position:absolute;margin-left:450pt;margin-top:4.95pt;width:81pt;height:36.75pt;z-index:251644416;visibility:visible;mso-wrap-style:square;mso-width-percent:0;mso-height-percent:0;mso-wrap-distance-left:9pt;mso-wrap-distance-top:0;mso-wrap-distance-right:9pt;mso-wrap-distance-bottom:0;mso-position-horizontal:absolute;mso-position-horizontal-relative:text;mso-position-vertical:absolute;mso-position-vertical-relative:text;mso-width-percent:0;mso-height-percent:0;mso-width-relative:page;mso-height-relative:page;v-text-anchor:top" o:gfxdata="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" strokeweight="1.5pt"/>
+                    <v:rect w14:anchorId="54EC3F1E" id="Rectangle 2" o:spid="_x0000_s1026" style="position:absolute;margin-left:450pt;margin-top:4.95pt;width:81pt;height:36.75pt;z-index:251644416;visibility:visible;mso-wrap-style:square;mso-width-percent:0;mso-height-percent:0;mso-wrap-distance-left:9pt;mso-wrap-distance-top:0;mso-wrap-distance-right:9pt;mso-wrap-distance-bottom:0;mso-position-horizontal:absolute;mso-position-horizontal-relative:text;mso-position-vertical:absolute;mso-position-vertical-relative:text;mso-width-percent:0;mso-height-percent:0;mso-width-relative:page;mso-height-relative:page;v-text-anchor:top" o:gfxdata="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" strokeweight="1.5pt"/>
                   </w:pict>
                 </mc:Fallback>
               </mc:AlternateContent>
@@ -1933,7 +1933,23 @@
           <w:sz w:val="36"/>
           <w:szCs w:val="36"/>
         </w:rPr>
-        <w:t>flysf</w:t>
+        <w:t>fy</w:t>
+      </w:r>
+      <w:r>
+        <w:rPr>
+          <w:rFonts w:ascii="Preeti" w:hAnsi="Preeti"/>
+          <w:sz w:val="36"/>
+          <w:szCs w:val="36"/>
+        </w:rPr>
+        <w:t>L</w:t>
+      </w:r>
+      <w:r>
+        <w:rPr>
+          <w:rFonts w:ascii="Preeti" w:hAnsi="Preeti"/>
+          <w:sz w:val="36"/>
+          <w:szCs w:val="36"/>
+        </w:rPr>
+        <w:t>sf</w:t>
       </w:r>
       <w:proofErr w:type="spellEnd"/>
       <w:proofErr w:type="gramEnd"/>
@@ -2594,7 +2610,23 @@
           <w:sz w:val="36"/>
           <w:szCs w:val="36"/>
         </w:rPr>
-        <w:t xml:space="preserve"> kl9\5g\ &lt; </w:t>
+        <w:t xml:space="preserve"> k9\</w:t>
+      </w:r>
+      <w:r>
+        <w:rPr>
+          <w:rFonts w:ascii="Preeti" w:hAnsi="Preeti"/>
+          <w:sz w:val="36"/>
+          <w:szCs w:val="36"/>
+        </w:rPr>
+        <w:t>l</w:t>
+      </w:r>
+      <w:r>
+        <w:rPr>
+          <w:rFonts w:ascii="Preeti" w:hAnsi="Preeti"/>
+          <w:sz w:val="36"/>
+          <w:szCs w:val="36"/>
+        </w:rPr>
+        <w:t xml:space="preserve">5g\ &lt; </w:t>
       </w:r>
     </w:p>
     <w:p>
@@ -2994,7 +3026,23 @@
           <w:sz w:val="36"/>
           <w:szCs w:val="36"/>
         </w:rPr>
-        <w:t>flysf</w:t>
+        <w:t>fy</w:t>
+      </w:r>
+      <w:r>
+        <w:rPr>
+          <w:rFonts w:ascii="Preeti" w:hAnsi="Preeti"/>
+          <w:sz w:val="36"/>
+          <w:szCs w:val="36"/>
+        </w:rPr>
+        <w:t>L</w:t>
+      </w:r>
+      <w:r>
+        <w:rPr>
+          <w:rFonts w:ascii="Preeti" w:hAnsi="Preeti"/>
+          <w:sz w:val="36"/>
+          <w:szCs w:val="36"/>
+        </w:rPr>
+        <w:t>sf</w:t>
       </w:r>
       <w:proofErr w:type="spellEnd"/>
       <w:proofErr w:type="gramEnd"/>
@@ -4533,7 +4581,31 @@
           <w:sz w:val="36"/>
           <w:szCs w:val="36"/>
         </w:rPr>
-        <w:t>agL</w:t>
+        <w:t>a</w:t>
+      </w:r>
+      <w:r>
+        <w:rPr>
+          <w:rFonts w:ascii="Preeti" w:hAnsi="Preeti"/>
+          <w:sz w:val="36"/>
+          <w:szCs w:val="36"/>
+        </w:rPr>
+        <w:t>f</w:t>
+      </w:r>
+      <w:r>
+        <w:rPr>
+          <w:rFonts w:ascii="Preeti" w:hAnsi="Preeti"/>
+          <w:sz w:val="36"/>
+          <w:szCs w:val="36"/>
+        </w:rPr>
+        <w:t>l</w:t>
+      </w:r>
+      <w:r>
+        <w:rPr>
+          <w:rFonts w:ascii="Preeti" w:hAnsi="Preeti"/>
+          <w:sz w:val="36"/>
+          <w:szCs w:val="36"/>
+        </w:rPr>
+        <w:t>g</w:t>
       </w:r>
       <w:proofErr w:type="spellEnd"/>
       <w:r>
@@ -4609,18 +4681,16 @@
           <w:sz w:val="36"/>
           <w:szCs w:val="36"/>
         </w:rPr>
-        <w:t xml:space="preserve">v_ </w:t>
-      </w:r>
-      <w:proofErr w:type="spellStart"/>
-      <w:r>
-        <w:rPr>
-          <w:rFonts w:ascii="Preeti" w:hAnsi="Preeti"/>
-          <w:sz w:val="36"/>
-          <w:szCs w:val="36"/>
-        </w:rPr>
-        <w:t>lj</w:t>
-      </w:r>
-      <w:proofErr w:type="spellEnd"/>
+        <w:t>v_ l</w:t>
+      </w:r>
+      <w:r>
+        <w:rPr>
+          <w:rFonts w:ascii="Preeti" w:hAnsi="Preeti"/>
+          <w:sz w:val="36"/>
+          <w:szCs w:val="36"/>
+        </w:rPr>
+        <w:t>a</w:t>
+      </w:r>
       <w:r>
         <w:rPr>
           <w:rFonts w:ascii="Preeti" w:hAnsi="Preeti"/>
@@ -5587,7 +5657,23 @@
           <w:sz w:val="36"/>
           <w:szCs w:val="36"/>
         </w:rPr>
-        <w:t>flysf</w:t>
+        <w:t>fy</w:t>
+      </w:r>
+      <w:r>
+        <w:rPr>
+          <w:rFonts w:ascii="Preeti" w:hAnsi="Preeti"/>
+          <w:sz w:val="36"/>
+          <w:szCs w:val="36"/>
+        </w:rPr>
+        <w:t>L</w:t>
+      </w:r>
+      <w:r>
+        <w:rPr>
+          <w:rFonts w:ascii="Preeti" w:hAnsi="Preeti"/>
+          <w:sz w:val="36"/>
+          <w:szCs w:val="36"/>
+        </w:rPr>
+        <w:t>sf</w:t>
       </w:r>
       <w:proofErr w:type="spellEnd"/>
       <w:proofErr w:type="gramEnd"/>
@@ -5845,7 +5931,7 @@
           <w:sz w:val="36"/>
           <w:szCs w:val="36"/>
         </w:rPr>
-        <w:t xml:space="preserve"> c+ª\</w:t>
+        <w:t xml:space="preserve"> cª\</w:t>
       </w:r>
       <w:proofErr w:type="gramStart"/>
       <w:r>
@@ -6547,6 +6633,7 @@
         <w:t xml:space="preserve">*= </w:t>
       </w:r>
       <w:proofErr w:type="spellStart"/>
+      <w:proofErr w:type="gramStart"/>
       <w:r>
         <w:rPr>
           <w:rFonts w:ascii="Preeti" w:hAnsi="Preeti"/>
@@ -6566,8 +6653,72 @@
           <w:sz w:val="36"/>
           <w:szCs w:val="36"/>
         </w:rPr>
+        <w:t xml:space="preserve"> :</w:t>
+      </w:r>
+      <w:proofErr w:type="spellStart"/>
+      <w:r>
+        <w:rPr>
+          <w:rFonts w:ascii="Preeti" w:hAnsi="Preeti"/>
+          <w:b/>
+          <w:bCs/>
+          <w:sz w:val="36"/>
+          <w:szCs w:val="36"/>
+        </w:rPr>
+        <w:t>q</w:t>
+      </w:r>
+      <w:r>
+        <w:rPr>
+          <w:rFonts w:ascii="Preeti" w:hAnsi="Preeti"/>
+          <w:b/>
+          <w:bCs/>
+          <w:sz w:val="36"/>
+          <w:szCs w:val="36"/>
+        </w:rPr>
+        <w:t>L</w:t>
+      </w:r>
+      <w:r>
+        <w:rPr>
+          <w:rFonts w:ascii="Preeti" w:hAnsi="Preeti"/>
+          <w:b/>
+          <w:bCs/>
+          <w:sz w:val="36"/>
+          <w:szCs w:val="36"/>
+        </w:rPr>
+        <w:t>ln</w:t>
+      </w:r>
+      <w:proofErr w:type="spellEnd"/>
+      <w:r>
+        <w:rPr>
+          <w:rFonts w:ascii="Preeti" w:hAnsi="Preeti"/>
+          <w:b/>
+          <w:bCs/>
+          <w:sz w:val="36"/>
+          <w:szCs w:val="36"/>
+        </w:rPr>
+        <w:t>ª</w:t>
+      </w:r>
+      <w:proofErr w:type="gramEnd"/>
+      <w:r>
+        <w:rPr>
+          <w:rFonts w:ascii="Preeti" w:hAnsi="Preeti"/>
+          <w:b/>
+          <w:bCs/>
+          <w:sz w:val="36"/>
+          <w:szCs w:val="36"/>
+        </w:rPr>
+        <w:t>\u</w:t>
+      </w:r>
+      <w:r>
+        <w:rPr>
+          <w:rFonts w:ascii="Preeti" w:hAnsi="Preeti"/>
+          <w:b/>
+          <w:bCs/>
+          <w:sz w:val="36"/>
+          <w:szCs w:val="36"/>
+        </w:rPr>
         <w:t xml:space="preserve"> </w:t>
       </w:r>
+      <w:proofErr w:type="spellStart"/>
       <w:proofErr w:type="gramStart"/>
       <w:r>
         <w:rPr>
@@ -6577,7 +6728,40 @@
           <w:sz w:val="36"/>
           <w:szCs w:val="36"/>
         </w:rPr>
-        <w:t>l:qlnË</w:t>
+        <w:t>zAbnfO</w:t>
+      </w:r>
+      <w:proofErr w:type="spellEnd"/>
+      <w:r>
+        <w:rPr>
+          <w:rFonts w:ascii="Preeti" w:hAnsi="Preeti"/>
+          <w:b/>
+          <w:bCs/>
+          <w:sz w:val="36"/>
+          <w:szCs w:val="36"/>
+        </w:rPr>
+        <w:t xml:space="preserve">{ </w:t>
+      </w:r>
+      <w:proofErr w:type="spellStart"/>
+      <w:r>
+        <w:rPr>
+          <w:rFonts w:ascii="Preeti" w:hAnsi="Preeti"/>
+          <w:b/>
+          <w:bCs/>
+          <w:sz w:val="36"/>
+          <w:szCs w:val="36"/>
+        </w:rPr>
+        <w:t>k'ln</w:t>
+      </w:r>
+      <w:proofErr w:type="spellEnd"/>
+      <w:r>
+        <w:rPr>
+          <w:rFonts w:ascii="Preeti" w:hAnsi="Preeti"/>
+          <w:b/>
+          <w:bCs/>
+          <w:sz w:val="36"/>
+          <w:szCs w:val="36"/>
+        </w:rPr>
+        <w:t>ª</w:t>
       </w:r>
       <w:proofErr w:type="gramEnd"/>
       <w:r>
@@ -6588,44 +6772,8 @@
           <w:sz w:val="36"/>
           <w:szCs w:val="36"/>
         </w:rPr>
-        <w:t xml:space="preserve"> </w:t>
-      </w:r>
-      <w:proofErr w:type="spellStart"/>
-      <w:proofErr w:type="gramStart"/>
-      <w:r>
-        <w:rPr>
-          <w:rFonts w:ascii="Preeti" w:hAnsi="Preeti"/>
-          <w:b/>
-          <w:bCs/>
-          <w:sz w:val="36"/>
-          <w:szCs w:val="36"/>
-        </w:rPr>
-        <w:t>zAbnfO</w:t>
-      </w:r>
-      <w:proofErr w:type="spellEnd"/>
-      <w:r>
-        <w:rPr>
-          <w:rFonts w:ascii="Preeti" w:hAnsi="Preeti"/>
-          <w:b/>
-          <w:bCs/>
-          <w:sz w:val="36"/>
-          <w:szCs w:val="36"/>
-        </w:rPr>
-        <w:t xml:space="preserve">{ </w:t>
-      </w:r>
-      <w:proofErr w:type="spellStart"/>
-      <w:r>
-        <w:rPr>
-          <w:rFonts w:ascii="Preeti" w:hAnsi="Preeti"/>
-          <w:b/>
-          <w:bCs/>
-          <w:sz w:val="36"/>
-          <w:szCs w:val="36"/>
-        </w:rPr>
-        <w:t>k'lnË</w:t>
-      </w:r>
-      <w:proofErr w:type="spellEnd"/>
-      <w:proofErr w:type="gramEnd"/>
+        <w:t>\u</w:t>
+      </w:r>
       <w:r>
         <w:rPr>
           <w:rFonts w:ascii="Preeti" w:hAnsi="Preeti"/>
@@ -6964,7 +7112,27 @@
           <w:sz w:val="36"/>
           <w:szCs w:val="36"/>
         </w:rPr>
-        <w:t>PsargnfO</w:t>
+        <w:t>Ps</w:t>
+      </w:r>
+      <w:r>
+        <w:rPr>
+          <w:rFonts w:ascii="Preeti" w:hAnsi="Preeti"/>
+          <w:b/>
+          <w:bCs/>
+          <w:sz w:val="36"/>
+          <w:szCs w:val="36"/>
+        </w:rPr>
+        <w:t>j</w:t>
+      </w:r>
+      <w:r>
+        <w:rPr>
+          <w:rFonts w:ascii="Preeti" w:hAnsi="Preeti"/>
+          <w:b/>
+          <w:bCs/>
+          <w:sz w:val="36"/>
+          <w:szCs w:val="36"/>
+        </w:rPr>
+        <w:t>rgnfO</w:t>
       </w:r>
       <w:proofErr w:type="spellEnd"/>
       <w:r>
@@ -7414,16 +7582,16 @@
           <w:noProof/>
         </w:rPr>
         <w:drawing>
-          <wp:anchor distT="0" distB="0" distL="114300" distR="114300" simplePos="0" relativeHeight="251670016" behindDoc="1" locked="0" layoutInCell="1" allowOverlap="1" wp14:anchorId="55E9834E" wp14:editId="7A5F1A21">
+          <wp:anchor distT="0" distB="0" distL="114300" distR="114300" simplePos="0" relativeHeight="251670016" behindDoc="1" locked="0" layoutInCell="1" allowOverlap="1" wp14:anchorId="55E9834E" wp14:editId="357E91CB">
             <wp:simplePos x="0" y="0"/>
             <wp:positionH relativeFrom="column">
-              <wp:posOffset>2038350</wp:posOffset>
+              <wp:posOffset>2295773</wp:posOffset>
             </wp:positionH>
             <wp:positionV relativeFrom="paragraph">
-              <wp:posOffset>113030</wp:posOffset>
+              <wp:posOffset>109303</wp:posOffset>
             </wp:positionV>
-            <wp:extent cx="1076325" cy="985520"/>
-            <wp:effectExtent l="0" t="0" r="9525" b="5080"/>
+            <wp:extent cx="548640" cy="985287"/>
+            <wp:effectExtent l="0" t="0" r="3810" b="5715"/>
             <wp:wrapNone/>
             <wp:docPr id="2" name="Picture 2" descr="Cellphone Drawing Easy"/>
             <wp:cNvGraphicFramePr>
@@ -7438,7 +7606,7 @@
                       <a:picLocks noChangeAspect="1" noChangeArrowheads="1"/>
                     </pic:cNvPicPr>
                   </pic:nvPicPr>
-                  <pic:blipFill>
+                  <pic:blipFill rotWithShape="1">
                     <a:blip r:embed="rId5" cstate="print">
                       <a:extLst>
                         <a:ext uri="{28A0092B-C50C-407E-A947-70E740481C1C}">
@@ -7446,7 +7614,7 @@
                         </a:ext>
                       </a:extLst>
                     </a:blip>
-                    <a:srcRect/>
+                    <a:srcRect l="23640" r="25375"/>
                     <a:stretch>
                       <a:fillRect/>
                     </a:stretch>
@@ -7454,7 +7622,7 @@
                   <pic:spPr bwMode="auto">
                     <a:xfrm>
                       <a:off x="0" y="0"/>
-                      <a:ext cx="1076325" cy="985520"/>
+                      <a:ext cx="548770" cy="985520"/>
                     </a:xfrm>
                     <a:prstGeom prst="rect">
                       <a:avLst/>
@@ -7463,6 +7631,11 @@
                     <a:ln>
                       <a:noFill/>
                     </a:ln>
+                    <a:extLst>
+                      <a:ext uri="{53640926-AAD7-44D8-BBD7-CCE9431645EC}">
+                        <a14:shadowObscured xmlns:a14="http://schemas.microsoft.com/office/drawing/2010/main"/>
+                      </a:ext>
+                    </a:extLst>
                   </pic:spPr>
                 </pic:pic>
               </a:graphicData>
@@ -7563,6 +7736,7 @@
           <w:tab w:val="left" w:pos="2430"/>
           <w:tab w:val="left" w:pos="5850"/>
         </w:tabs>
+        <w:jc w:val="center"/>
         <w:rPr>
           <w:rFonts w:ascii="Preeti" w:hAnsi="Preeti"/>
           <w:sz w:val="36"/>
@@ -7616,6 +7790,78 @@
       </w:pPr>
       <w:r>
         <w:rPr>
+          <w:noProof/>
+        </w:rPr>
+        <w:drawing>
+          <wp:anchor distT="0" distB="0" distL="114300" distR="114300" simplePos="0" relativeHeight="251663360" behindDoc="0" locked="0" layoutInCell="1" allowOverlap="1" wp14:anchorId="62449BD0" wp14:editId="7249E055">
+            <wp:simplePos x="0" y="0"/>
+            <wp:positionH relativeFrom="column">
+              <wp:posOffset>2995339</wp:posOffset>
+            </wp:positionH>
+            <wp:positionV relativeFrom="paragraph">
+              <wp:posOffset>357966</wp:posOffset>
+            </wp:positionV>
+            <wp:extent cx="1276591" cy="1268946"/>
+            <wp:effectExtent l="0" t="0" r="0" b="7620"/>
+            <wp:wrapNone/>
+            <wp:docPr id="350895826" name="Picture 3" descr="Black and White Moon Symbol Clip Art Free PNG Image｜Illustoon"/>
+            <wp:cNvGraphicFramePr>
+              <a:graphicFrameLocks xmlns:a="http://schemas.openxmlformats.org/drawingml/2006/main" noChangeAspect="1"/>
+            </wp:cNvGraphicFramePr>
+            <a:graphic xmlns:a="http://schemas.openxmlformats.org/drawingml/2006/main">
+              <a:graphicData uri="http://schemas.openxmlformats.org/drawingml/2006/picture">
+                <pic:pic xmlns:pic="http://schemas.openxmlformats.org/drawingml/2006/picture">
+                  <pic:nvPicPr>
+                    <pic:cNvPr id="0" name="Picture 1" descr="Black and White Moon Symbol Clip Art Free PNG Image｜Illustoon"/>
+                    <pic:cNvPicPr>
+                      <a:picLocks noChangeAspect="1" noChangeArrowheads="1"/>
+                    </pic:cNvPicPr>
+                  </pic:nvPicPr>
+                  <pic:blipFill rotWithShape="1">
+                    <a:blip r:embed="rId8" cstate="print">
+                      <a:extLst>
+                        <a:ext uri="{28A0092B-C50C-407E-A947-70E740481C1C}">
+                          <a14:useLocalDpi xmlns:a14="http://schemas.microsoft.com/office/drawing/2010/main" val="0"/>
+                        </a:ext>
+                      </a:extLst>
+                    </a:blip>
+                    <a:srcRect l="9567" t="10934" r="10230" b="9342"/>
+                    <a:stretch>
+                      <a:fillRect/>
+                    </a:stretch>
+                  </pic:blipFill>
+                  <pic:spPr bwMode="auto">
+                    <a:xfrm>
+                      <a:off x="0" y="0"/>
+                      <a:ext cx="1276591" cy="1268946"/>
+                    </a:xfrm>
+                    <a:prstGeom prst="rect">
+                      <a:avLst/>
+                    </a:prstGeom>
+                    <a:noFill/>
+                    <a:ln>
+                      <a:noFill/>
+                    </a:ln>
+                    <a:extLst>
+                      <a:ext uri="{53640926-AAD7-44D8-BBD7-CCE9431645EC}">
+                        <a14:shadowObscured xmlns:a14="http://schemas.microsoft.com/office/drawing/2010/main"/>
+                      </a:ext>
+                    </a:extLst>
+                  </pic:spPr>
+                </pic:pic>
+              </a:graphicData>
+            </a:graphic>
+            <wp14:sizeRelH relativeFrom="margin">
+              <wp14:pctWidth>0</wp14:pctWidth>
+            </wp14:sizeRelH>
+            <wp14:sizeRelV relativeFrom="margin">
+              <wp14:pctHeight>0</wp14:pctHeight>
+            </wp14:sizeRelV>
+          </wp:anchor>
+        </w:drawing>
+      </w:r>
+      <w:r>
+        <w:rPr>
           <w:rFonts w:ascii="Preeti" w:hAnsi="Preeti"/>
           <w:sz w:val="36"/>
           <w:szCs w:val="36"/>
@@ -7668,80 +7914,11 @@
           <w:szCs w:val="36"/>
         </w:rPr>
       </w:pPr>
-      <w:r>
-        <w:rPr>
-          <w:noProof/>
-        </w:rPr>
-        <w:drawing>
-          <wp:anchor distT="0" distB="0" distL="114300" distR="114300" simplePos="0" relativeHeight="251674112" behindDoc="1" locked="0" layoutInCell="1" allowOverlap="1" wp14:anchorId="4A05966B" wp14:editId="53686AC0">
-            <wp:simplePos x="0" y="0"/>
-            <wp:positionH relativeFrom="column">
-              <wp:posOffset>2667635</wp:posOffset>
-            </wp:positionH>
-            <wp:positionV relativeFrom="paragraph">
-              <wp:posOffset>168275</wp:posOffset>
-            </wp:positionV>
-            <wp:extent cx="1285875" cy="857885"/>
-            <wp:effectExtent l="0" t="0" r="9525" b="0"/>
-            <wp:wrapNone/>
-            <wp:docPr id="6" name="Picture 6" descr="Moon Drawing Line Stock Illustrations – 28,377 Moon Drawing Line Stock  Illustrations, Vectors &amp; Clipart - Dreamstime"/>
-            <wp:cNvGraphicFramePr>
-              <a:graphicFrameLocks xmlns:a="http://schemas.openxmlformats.org/drawingml/2006/main" noChangeAspect="1"/>
-            </wp:cNvGraphicFramePr>
-            <a:graphic xmlns:a="http://schemas.openxmlformats.org/drawingml/2006/main">
-              <a:graphicData uri="http://schemas.openxmlformats.org/drawingml/2006/picture">
-                <pic:pic xmlns:pic="http://schemas.openxmlformats.org/drawingml/2006/picture">
-                  <pic:nvPicPr>
-                    <pic:cNvPr id="0" name="Picture 11" descr="Moon Drawing Line Stock Illustrations – 28,377 Moon Drawing Line Stock  Illustrations, Vectors &amp; Clipart - Dreamstime"/>
-                    <pic:cNvPicPr>
-                      <a:picLocks noChangeAspect="1" noChangeArrowheads="1"/>
-                    </pic:cNvPicPr>
-                  </pic:nvPicPr>
-                  <pic:blipFill>
-                    <a:blip r:embed="rId8" cstate="print">
-                      <a:extLst>
-                        <a:ext uri="{28A0092B-C50C-407E-A947-70E740481C1C}">
-                          <a14:useLocalDpi xmlns:a14="http://schemas.microsoft.com/office/drawing/2010/main" val="0"/>
-                        </a:ext>
-                      </a:extLst>
-                    </a:blip>
-                    <a:srcRect/>
-                    <a:stretch>
-                      <a:fillRect/>
-                    </a:stretch>
-                  </pic:blipFill>
-                  <pic:spPr bwMode="auto">
-                    <a:xfrm>
-                      <a:off x="0" y="0"/>
-                      <a:ext cx="1285875" cy="857885"/>
-                    </a:xfrm>
-                    <a:prstGeom prst="rect">
-                      <a:avLst/>
-                    </a:prstGeom>
-                    <a:noFill/>
-                    <a:ln>
-                      <a:noFill/>
-                    </a:ln>
-                  </pic:spPr>
-                </pic:pic>
-              </a:graphicData>
-            </a:graphic>
-            <wp14:sizeRelH relativeFrom="page">
-              <wp14:pctWidth>0</wp14:pctWidth>
-            </wp14:sizeRelH>
-            <wp14:sizeRelV relativeFrom="page">
-              <wp14:pctHeight>0</wp14:pctHeight>
-            </wp14:sizeRelV>
-          </wp:anchor>
-        </w:drawing>
-      </w:r>
     </w:p>
     <w:p>
       <w:pPr>
         <w:tabs>
-          <w:tab w:val="left" w:pos="720"/>
-          <w:tab w:val="left" w:pos="2430"/>
-          <w:tab w:val="left" w:pos="5850"/>
+          <w:tab w:val="left" w:pos="3506"/>
         </w:tabs>
         <w:rPr>
           <w:noProof/>
@@ -7752,7 +7929,7 @@
           <w:noProof/>
         </w:rPr>
         <w:drawing>
-          <wp:anchor distT="0" distB="0" distL="114300" distR="114300" simplePos="0" relativeHeight="251672064" behindDoc="0" locked="0" layoutInCell="1" allowOverlap="1" wp14:anchorId="67D42675" wp14:editId="7EEAB513">
+          <wp:anchor distT="0" distB="0" distL="114300" distR="114300" simplePos="0" relativeHeight="251651072" behindDoc="0" locked="0" layoutInCell="1" allowOverlap="1" wp14:anchorId="67D42675" wp14:editId="603AC403">
             <wp:simplePos x="0" y="0"/>
             <wp:positionH relativeFrom="column">
               <wp:posOffset>0</wp:posOffset>
@@ -7814,6 +7991,12 @@
           </wp:anchor>
         </w:drawing>
       </w:r>
+      <w:r>
+        <w:rPr>
+          <w:noProof/>
+        </w:rPr>
+        <w:tab/>
+      </w:r>
     </w:p>
     <w:p>
       <w:pPr>
@@ -7869,7 +8052,7 @@
           <w:noProof/>
         </w:rPr>
         <w:drawing>
-          <wp:anchor distT="0" distB="0" distL="114300" distR="114300" simplePos="0" relativeHeight="251676160" behindDoc="0" locked="0" layoutInCell="1" allowOverlap="1" wp14:anchorId="7AB94A53" wp14:editId="316538BB">
+          <wp:anchor distT="0" distB="0" distL="114300" distR="114300" simplePos="0" relativeHeight="251654144" behindDoc="0" locked="0" layoutInCell="1" allowOverlap="1" wp14:anchorId="7AB94A53" wp14:editId="316538BB">
             <wp:simplePos x="0" y="0"/>
             <wp:positionH relativeFrom="column">
               <wp:posOffset>-1297940</wp:posOffset>
